--- a/Основы постр защищ БД/Лабы/Лабораторная работа № 3.docx
+++ b/Основы постр защищ БД/Лабы/Лабораторная работа № 3.docx
@@ -386,18 +386,16 @@
         <w:ind w:firstLine="0"/>
         <w:jc w:val="center"/>
         <w:rPr>
-          <w:bCs/>
-          <w:sz w:val="32"/>
-          <w:szCs w:val="32"/>
-          <w:u w:val="single"/>
-        </w:rPr>
-      </w:pPr>
-      <w:r>
-        <w:rPr>
           <w:b/>
           <w:bCs/>
-          <w:sz w:val="32"/>
-          <w:szCs w:val="32"/>
+          <w:szCs w:val="28"/>
+        </w:rPr>
+      </w:pPr>
+      <w:r>
+        <w:rPr>
+          <w:b/>
+          <w:bCs/>
+          <w:szCs w:val="28"/>
         </w:rPr>
         <w:t>Лабораторная</w:t>
       </w:r>
@@ -406,8 +404,7 @@
           <w:b/>
           <w:bCs/>
           <w:spacing w:val="-5"/>
-          <w:sz w:val="32"/>
-          <w:szCs w:val="32"/>
+          <w:szCs w:val="28"/>
         </w:rPr>
         <w:t xml:space="preserve"> </w:t>
       </w:r>
@@ -415,8 +412,7 @@
         <w:rPr>
           <w:b/>
           <w:bCs/>
-          <w:sz w:val="32"/>
-          <w:szCs w:val="32"/>
+          <w:szCs w:val="28"/>
         </w:rPr>
         <w:t>работа</w:t>
       </w:r>
@@ -425,8 +421,7 @@
           <w:b/>
           <w:bCs/>
           <w:spacing w:val="-6"/>
-          <w:sz w:val="32"/>
-          <w:szCs w:val="32"/>
+          <w:szCs w:val="28"/>
         </w:rPr>
         <w:t xml:space="preserve"> </w:t>
       </w:r>
@@ -434,8 +429,7 @@
         <w:rPr>
           <w:b/>
           <w:bCs/>
-          <w:sz w:val="32"/>
-          <w:szCs w:val="32"/>
+          <w:szCs w:val="28"/>
         </w:rPr>
         <w:t>№</w:t>
       </w:r>
@@ -443,8 +437,7 @@
         <w:rPr>
           <w:b/>
           <w:bCs/>
-          <w:sz w:val="32"/>
-          <w:szCs w:val="32"/>
+          <w:szCs w:val="28"/>
         </w:rPr>
         <w:t xml:space="preserve"> </w:t>
       </w:r>
@@ -452,17 +445,32 @@
         <w:rPr>
           <w:b/>
           <w:bCs/>
-          <w:sz w:val="32"/>
-          <w:szCs w:val="32"/>
+          <w:szCs w:val="28"/>
         </w:rPr>
         <w:t>3</w:t>
+      </w:r>
+    </w:p>
+    <w:p>
+      <w:pPr>
+        <w:ind w:firstLine="0"/>
+        <w:jc w:val="center"/>
+        <w:rPr>
+          <w:bCs/>
+          <w:szCs w:val="28"/>
+          <w:u w:val="single"/>
+        </w:rPr>
+      </w:pPr>
+      <w:r>
+        <w:rPr>
+          <w:szCs w:val="28"/>
+        </w:rPr>
+        <w:t>по дисциплине «Основы построения защищенных баз данных»</w:t>
       </w:r>
       <w:r>
         <w:rPr>
           <w:bCs/>
           <w:spacing w:val="2"/>
-          <w:sz w:val="32"/>
-          <w:szCs w:val="32"/>
+          <w:szCs w:val="28"/>
           <w:u w:val="single"/>
         </w:rPr>
         <w:t xml:space="preserve"> </w:t>
@@ -472,8 +480,7 @@
           <w:b/>
           <w:bCs/>
           <w:spacing w:val="2"/>
-          <w:sz w:val="32"/>
-          <w:szCs w:val="32"/>
+          <w:szCs w:val="28"/>
           <w:u w:val="single"/>
         </w:rPr>
         <w:t xml:space="preserve"> </w:t>
@@ -491,55 +498,103 @@
         </w:tabs>
         <w:ind w:right="306" w:firstLine="0"/>
         <w:jc w:val="center"/>
-        <w:rPr>
-          <w:sz w:val="32"/>
-          <w:szCs w:val="32"/>
-        </w:rPr>
-      </w:pPr>
-      <w:r>
-        <w:rPr>
-          <w:sz w:val="32"/>
-          <w:szCs w:val="32"/>
-        </w:rPr>
+      </w:pPr>
+      <w:r>
         <w:t>на тему</w:t>
       </w:r>
       <w:r>
         <w:rPr>
           <w:spacing w:val="-4"/>
-          <w:sz w:val="32"/>
-          <w:szCs w:val="32"/>
         </w:rPr>
         <w:t xml:space="preserve"> </w:t>
       </w:r>
       <w:r>
-        <w:rPr>
-          <w:sz w:val="32"/>
-          <w:szCs w:val="32"/>
-        </w:rPr>
         <w:t>«</w:t>
       </w:r>
       <w:r>
-        <w:rPr>
-          <w:sz w:val="32"/>
-          <w:szCs w:val="32"/>
-        </w:rPr>
         <w:t xml:space="preserve">Анализ производительности БД </w:t>
       </w:r>
       <w:r>
         <w:rPr>
-          <w:sz w:val="32"/>
-          <w:szCs w:val="32"/>
           <w:lang w:val="en-US"/>
         </w:rPr>
         <w:t>PostgreSQL</w:t>
       </w:r>
       <w:r>
-        <w:rPr>
-          <w:sz w:val="32"/>
-          <w:szCs w:val="32"/>
-        </w:rPr>
         <w:t>»</w:t>
       </w:r>
+    </w:p>
+    <w:p>
+      <w:pPr>
+        <w:pStyle w:val="a3"/>
+        <w:ind w:left="0" w:right="566"/>
+        <w:rPr>
+          <w:szCs w:val="24"/>
+        </w:rPr>
+      </w:pPr>
+    </w:p>
+    <w:p>
+      <w:pPr>
+        <w:pStyle w:val="a3"/>
+        <w:ind w:left="0" w:right="566"/>
+        <w:rPr>
+          <w:sz w:val="30"/>
+        </w:rPr>
+      </w:pPr>
+    </w:p>
+    <w:p>
+      <w:pPr>
+        <w:pStyle w:val="a3"/>
+        <w:ind w:left="0" w:right="566"/>
+        <w:rPr>
+          <w:sz w:val="30"/>
+        </w:rPr>
+      </w:pPr>
+    </w:p>
+    <w:p>
+      <w:pPr>
+        <w:pStyle w:val="a3"/>
+        <w:ind w:left="0" w:right="566"/>
+        <w:rPr>
+          <w:sz w:val="30"/>
+        </w:rPr>
+      </w:pPr>
+    </w:p>
+    <w:p>
+      <w:pPr>
+        <w:pStyle w:val="a3"/>
+        <w:ind w:left="0" w:right="566"/>
+        <w:rPr>
+          <w:sz w:val="30"/>
+        </w:rPr>
+      </w:pPr>
+    </w:p>
+    <w:p>
+      <w:pPr>
+        <w:pStyle w:val="a3"/>
+        <w:ind w:left="0" w:right="566"/>
+        <w:rPr>
+          <w:sz w:val="30"/>
+        </w:rPr>
+      </w:pPr>
+    </w:p>
+    <w:p>
+      <w:pPr>
+        <w:pStyle w:val="a3"/>
+        <w:ind w:left="0" w:right="566"/>
+        <w:rPr>
+          <w:sz w:val="30"/>
+        </w:rPr>
+      </w:pPr>
+    </w:p>
+    <w:p>
+      <w:pPr>
+        <w:pStyle w:val="a3"/>
+        <w:ind w:left="0" w:right="566"/>
+        <w:rPr>
+          <w:sz w:val="30"/>
+        </w:rPr>
+      </w:pPr>
     </w:p>
     <w:p>
       <w:pPr>
@@ -632,31 +687,12 @@
               <w:rPr>
                 <w:szCs w:val="24"/>
               </w:rPr>
-              <w:t>3</w:t>
+              <w:t>2</w:t>
             </w:r>
           </w:p>
-        </w:tc>
-      </w:tr>
-      <w:tr>
-        <w:trPr>
-          <w:trHeight w:val="170"/>
-          <w:jc w:val="right"/>
-        </w:trPr>
-        <w:tc>
-          <w:tcPr>
-            <w:tcW w:w="5103" w:type="dxa"/>
-            <w:tcBorders>
-              <w:top w:val="nil"/>
-              <w:left w:val="nil"/>
-              <w:bottom w:val="single" w:sz="4" w:space="0" w:color="auto"/>
-              <w:right w:val="nil"/>
-            </w:tcBorders>
-            <w:hideMark/>
-          </w:tcPr>
           <w:p>
             <w:pPr>
               <w:ind w:firstLine="0"/>
-              <w:jc w:val="center"/>
               <w:rPr>
                 <w:szCs w:val="24"/>
               </w:rPr>
@@ -665,63 +701,16 @@
               <w:rPr>
                 <w:szCs w:val="24"/>
               </w:rPr>
-              <w:t>Ковалев</w:t>
-            </w:r>
-            <w:r>
-              <w:rPr>
-                <w:szCs w:val="24"/>
-              </w:rPr>
-              <w:t xml:space="preserve"> </w:t>
-            </w:r>
-            <w:r>
-              <w:rPr>
-                <w:szCs w:val="24"/>
-              </w:rPr>
-              <w:t>Данил</w:t>
-            </w:r>
-            <w:r>
-              <w:rPr>
-                <w:szCs w:val="24"/>
-              </w:rPr>
-              <w:t xml:space="preserve"> </w:t>
-            </w:r>
-            <w:r>
-              <w:rPr>
-                <w:szCs w:val="24"/>
-              </w:rPr>
-              <w:t>Петрович</w:t>
+              <w:t>Ковалец Илья Андреевич</w:t>
             </w:r>
           </w:p>
-        </w:tc>
-      </w:tr>
-      <w:tr>
-        <w:trPr>
-          <w:trHeight w:val="422"/>
-          <w:jc w:val="right"/>
-        </w:trPr>
-        <w:tc>
-          <w:tcPr>
-            <w:tcW w:w="5103" w:type="dxa"/>
-            <w:tcBorders>
-              <w:top w:val="single" w:sz="4" w:space="0" w:color="auto"/>
-              <w:left w:val="nil"/>
-              <w:bottom w:val="nil"/>
-              <w:right w:val="nil"/>
-            </w:tcBorders>
-            <w:hideMark/>
-          </w:tcPr>
           <w:p>
             <w:pPr>
+              <w:ind w:firstLine="0"/>
               <w:rPr>
                 <w:szCs w:val="24"/>
               </w:rPr>
             </w:pPr>
-            <w:r>
-              <w:rPr>
-                <w:szCs w:val="24"/>
-              </w:rPr>
-              <w:t>(Фамилия, имя, отчество)</w:t>
-            </w:r>
           </w:p>
         </w:tc>
       </w:tr>
@@ -742,35 +731,30 @@
                 <w:szCs w:val="24"/>
               </w:rPr>
             </w:pPr>
+          </w:p>
+          <w:p>
+            <w:pPr>
+              <w:ind w:firstLine="0"/>
+              <w:rPr>
+                <w:szCs w:val="24"/>
+              </w:rPr>
+            </w:pPr>
             <w:r>
               <w:rPr>
                 <w:szCs w:val="24"/>
               </w:rPr>
-              <w:t xml:space="preserve">Проверил: </w:t>
+              <w:t>Проверил:</w:t>
+            </w:r>
+            <w:r>
+              <w:rPr>
+                <w:szCs w:val="24"/>
+              </w:rPr>
+              <w:t xml:space="preserve"> доцент</w:t>
             </w:r>
           </w:p>
-        </w:tc>
-      </w:tr>
-      <w:tr>
-        <w:trPr>
-          <w:trHeight w:val="398"/>
-          <w:jc w:val="right"/>
-        </w:trPr>
-        <w:tc>
-          <w:tcPr>
-            <w:tcW w:w="5103" w:type="dxa"/>
-            <w:tcBorders>
-              <w:top w:val="nil"/>
-              <w:left w:val="nil"/>
-              <w:bottom w:val="single" w:sz="4" w:space="0" w:color="auto"/>
-              <w:right w:val="nil"/>
-            </w:tcBorders>
-            <w:hideMark/>
-          </w:tcPr>
           <w:p>
             <w:pPr>
               <w:ind w:firstLine="0"/>
-              <w:jc w:val="center"/>
               <w:rPr>
                 <w:szCs w:val="24"/>
               </w:rPr>
@@ -782,36 +766,21 @@
               <w:t>Скляров Алексей Викторович</w:t>
             </w:r>
           </w:p>
-        </w:tc>
-      </w:tr>
-      <w:tr>
-        <w:trPr>
-          <w:trHeight w:val="336"/>
-          <w:jc w:val="right"/>
-        </w:trPr>
-        <w:tc>
-          <w:tcPr>
-            <w:tcW w:w="5103" w:type="dxa"/>
-            <w:tcBorders>
-              <w:top w:val="single" w:sz="4" w:space="0" w:color="auto"/>
-              <w:left w:val="nil"/>
-              <w:bottom w:val="nil"/>
-              <w:right w:val="nil"/>
-            </w:tcBorders>
-            <w:hideMark/>
-          </w:tcPr>
           <w:p>
             <w:pPr>
+              <w:ind w:firstLine="0"/>
               <w:rPr>
                 <w:szCs w:val="24"/>
               </w:rPr>
             </w:pPr>
-            <w:r>
+          </w:p>
+          <w:p>
+            <w:pPr>
+              <w:ind w:firstLine="0"/>
               <w:rPr>
                 <w:szCs w:val="24"/>
               </w:rPr>
-              <w:t>(Фамилия, имя, отчество)</w:t>
-            </w:r>
+            </w:pPr>
           </w:p>
         </w:tc>
       </w:tr>
@@ -829,609 +798,6 @@
         <w:br w:type="page"/>
       </w:r>
     </w:p>
-    <w:sdt>
-      <w:sdtPr>
-        <w:rPr>
-          <w:bCs w:val="0"/>
-          <w:sz w:val="28"/>
-          <w:szCs w:val="22"/>
-          <w:lang w:eastAsia="en-US"/>
-        </w:rPr>
-        <w:id w:val="-128093067"/>
-        <w:docPartObj>
-          <w:docPartGallery w:val="Table of Contents"/>
-          <w:docPartUnique/>
-        </w:docPartObj>
-      </w:sdtPr>
-      <w:sdtEndPr>
-        <w:rPr>
-          <w:b/>
-        </w:rPr>
-      </w:sdtEndPr>
-      <w:sdtContent>
-        <w:p>
-          <w:pPr>
-            <w:pStyle w:val="aa"/>
-          </w:pPr>
-          <w:r>
-            <w:t>Оглавление</w:t>
-          </w:r>
-        </w:p>
-        <w:p>
-          <w:pPr>
-            <w:pStyle w:val="11"/>
-            <w:tabs>
-              <w:tab w:val="right" w:leader="dot" w:pos="10194"/>
-            </w:tabs>
-            <w:rPr>
-              <w:rFonts w:asciiTheme="minorHAnsi" w:eastAsiaTheme="minorEastAsia" w:hAnsiTheme="minorHAnsi" w:cstheme="minorBidi"/>
-              <w:noProof/>
-              <w:kern w:val="2"/>
-              <w:sz w:val="22"/>
-              <w:lang w:eastAsia="ru-RU"/>
-              <w14:ligatures w14:val="standardContextual"/>
-            </w:rPr>
-          </w:pPr>
-          <w:r>
-            <w:fldChar w:fldCharType="begin"/>
-          </w:r>
-          <w:r>
-            <w:instrText xml:space="preserve"> TOC \o "1-3" \h \z \u </w:instrText>
-          </w:r>
-          <w:r>
-            <w:fldChar w:fldCharType="separate"/>
-          </w:r>
-          <w:hyperlink w:anchor="_Toc182337876" w:history="1">
-            <w:r>
-              <w:rPr>
-                <w:rStyle w:val="ab"/>
-                <w:noProof/>
-              </w:rPr>
-              <w:t>Цель</w:t>
-            </w:r>
-            <w:r>
-              <w:rPr>
-                <w:noProof/>
-                <w:webHidden/>
-              </w:rPr>
-              <w:tab/>
-            </w:r>
-            <w:r>
-              <w:rPr>
-                <w:noProof/>
-                <w:webHidden/>
-              </w:rPr>
-              <w:fldChar w:fldCharType="begin"/>
-            </w:r>
-            <w:r>
-              <w:rPr>
-                <w:noProof/>
-                <w:webHidden/>
-              </w:rPr>
-              <w:instrText xml:space="preserve"> PAGEREF _Toc182337876 \h </w:instrText>
-            </w:r>
-            <w:r>
-              <w:rPr>
-                <w:noProof/>
-                <w:webHidden/>
-              </w:rPr>
-            </w:r>
-            <w:r>
-              <w:rPr>
-                <w:noProof/>
-                <w:webHidden/>
-              </w:rPr>
-              <w:fldChar w:fldCharType="separate"/>
-            </w:r>
-            <w:r>
-              <w:rPr>
-                <w:noProof/>
-                <w:webHidden/>
-              </w:rPr>
-              <w:t>3</w:t>
-            </w:r>
-            <w:r>
-              <w:rPr>
-                <w:noProof/>
-                <w:webHidden/>
-              </w:rPr>
-              <w:fldChar w:fldCharType="end"/>
-            </w:r>
-          </w:hyperlink>
-        </w:p>
-        <w:p>
-          <w:pPr>
-            <w:pStyle w:val="11"/>
-            <w:tabs>
-              <w:tab w:val="right" w:leader="dot" w:pos="10194"/>
-            </w:tabs>
-            <w:rPr>
-              <w:rFonts w:asciiTheme="minorHAnsi" w:eastAsiaTheme="minorEastAsia" w:hAnsiTheme="minorHAnsi" w:cstheme="minorBidi"/>
-              <w:noProof/>
-              <w:kern w:val="2"/>
-              <w:sz w:val="22"/>
-              <w:lang w:eastAsia="ru-RU"/>
-              <w14:ligatures w14:val="standardContextual"/>
-            </w:rPr>
-          </w:pPr>
-          <w:hyperlink w:anchor="_Toc182337877" w:history="1">
-            <w:r>
-              <w:rPr>
-                <w:rStyle w:val="ab"/>
-                <w:noProof/>
-              </w:rPr>
-              <w:t>Задание</w:t>
-            </w:r>
-            <w:r>
-              <w:rPr>
-                <w:noProof/>
-                <w:webHidden/>
-              </w:rPr>
-              <w:tab/>
-            </w:r>
-            <w:r>
-              <w:rPr>
-                <w:noProof/>
-                <w:webHidden/>
-              </w:rPr>
-              <w:fldChar w:fldCharType="begin"/>
-            </w:r>
-            <w:r>
-              <w:rPr>
-                <w:noProof/>
-                <w:webHidden/>
-              </w:rPr>
-              <w:instrText xml:space="preserve"> PAGEREF _Toc182337877 \h </w:instrText>
-            </w:r>
-            <w:r>
-              <w:rPr>
-                <w:noProof/>
-                <w:webHidden/>
-              </w:rPr>
-            </w:r>
-            <w:r>
-              <w:rPr>
-                <w:noProof/>
-                <w:webHidden/>
-              </w:rPr>
-              <w:fldChar w:fldCharType="separate"/>
-            </w:r>
-            <w:r>
-              <w:rPr>
-                <w:noProof/>
-                <w:webHidden/>
-              </w:rPr>
-              <w:t>3</w:t>
-            </w:r>
-            <w:r>
-              <w:rPr>
-                <w:noProof/>
-                <w:webHidden/>
-              </w:rPr>
-              <w:fldChar w:fldCharType="end"/>
-            </w:r>
-          </w:hyperlink>
-        </w:p>
-        <w:p>
-          <w:pPr>
-            <w:pStyle w:val="11"/>
-            <w:tabs>
-              <w:tab w:val="right" w:leader="dot" w:pos="10194"/>
-            </w:tabs>
-            <w:rPr>
-              <w:rFonts w:asciiTheme="minorHAnsi" w:eastAsiaTheme="minorEastAsia" w:hAnsiTheme="minorHAnsi" w:cstheme="minorBidi"/>
-              <w:noProof/>
-              <w:kern w:val="2"/>
-              <w:sz w:val="22"/>
-              <w:lang w:eastAsia="ru-RU"/>
-              <w14:ligatures w14:val="standardContextual"/>
-            </w:rPr>
-          </w:pPr>
-          <w:hyperlink w:anchor="_Toc182337878" w:history="1">
-            <w:r>
-              <w:rPr>
-                <w:rStyle w:val="ab"/>
-                <w:noProof/>
-              </w:rPr>
-              <w:t>Приложение А. Листинг кода:</w:t>
-            </w:r>
-            <w:r>
-              <w:rPr>
-                <w:noProof/>
-                <w:webHidden/>
-              </w:rPr>
-              <w:tab/>
-            </w:r>
-            <w:r>
-              <w:rPr>
-                <w:noProof/>
-                <w:webHidden/>
-              </w:rPr>
-              <w:fldChar w:fldCharType="begin"/>
-            </w:r>
-            <w:r>
-              <w:rPr>
-                <w:noProof/>
-                <w:webHidden/>
-              </w:rPr>
-              <w:instrText xml:space="preserve"> PAGEREF _Toc182337878 \h </w:instrText>
-            </w:r>
-            <w:r>
-              <w:rPr>
-                <w:noProof/>
-                <w:webHidden/>
-              </w:rPr>
-            </w:r>
-            <w:r>
-              <w:rPr>
-                <w:noProof/>
-                <w:webHidden/>
-              </w:rPr>
-              <w:fldChar w:fldCharType="separate"/>
-            </w:r>
-            <w:r>
-              <w:rPr>
-                <w:noProof/>
-                <w:webHidden/>
-              </w:rPr>
-              <w:t>10</w:t>
-            </w:r>
-            <w:r>
-              <w:rPr>
-                <w:noProof/>
-                <w:webHidden/>
-              </w:rPr>
-              <w:fldChar w:fldCharType="end"/>
-            </w:r>
-          </w:hyperlink>
-        </w:p>
-        <w:p>
-          <w:pPr>
-            <w:pStyle w:val="21"/>
-            <w:tabs>
-              <w:tab w:val="right" w:leader="dot" w:pos="10194"/>
-            </w:tabs>
-            <w:rPr>
-              <w:rFonts w:asciiTheme="minorHAnsi" w:eastAsiaTheme="minorEastAsia" w:hAnsiTheme="minorHAnsi" w:cstheme="minorBidi"/>
-              <w:noProof/>
-              <w:kern w:val="2"/>
-              <w:sz w:val="22"/>
-              <w:lang w:eastAsia="ru-RU"/>
-              <w14:ligatures w14:val="standardContextual"/>
-            </w:rPr>
-          </w:pPr>
-          <w:hyperlink w:anchor="_Toc182337879" w:history="1">
-            <w:r>
-              <w:rPr>
-                <w:rStyle w:val="ab"/>
-                <w:noProof/>
-              </w:rPr>
-              <w:t xml:space="preserve">Класс </w:t>
-            </w:r>
-            <w:r>
-              <w:rPr>
-                <w:rStyle w:val="ab"/>
-                <w:noProof/>
-                <w:lang w:val="en-US"/>
-              </w:rPr>
-              <w:t>Main</w:t>
-            </w:r>
-            <w:r>
-              <w:rPr>
-                <w:rStyle w:val="ab"/>
-                <w:noProof/>
-              </w:rPr>
-              <w:t xml:space="preserve"> (с точкой входа):</w:t>
-            </w:r>
-            <w:r>
-              <w:rPr>
-                <w:noProof/>
-                <w:webHidden/>
-              </w:rPr>
-              <w:tab/>
-            </w:r>
-            <w:r>
-              <w:rPr>
-                <w:noProof/>
-                <w:webHidden/>
-              </w:rPr>
-              <w:fldChar w:fldCharType="begin"/>
-            </w:r>
-            <w:r>
-              <w:rPr>
-                <w:noProof/>
-                <w:webHidden/>
-              </w:rPr>
-              <w:instrText xml:space="preserve"> PAGEREF _Toc182337879 \h </w:instrText>
-            </w:r>
-            <w:r>
-              <w:rPr>
-                <w:noProof/>
-                <w:webHidden/>
-              </w:rPr>
-            </w:r>
-            <w:r>
-              <w:rPr>
-                <w:noProof/>
-                <w:webHidden/>
-              </w:rPr>
-              <w:fldChar w:fldCharType="separate"/>
-            </w:r>
-            <w:r>
-              <w:rPr>
-                <w:noProof/>
-                <w:webHidden/>
-              </w:rPr>
-              <w:t>10</w:t>
-            </w:r>
-            <w:r>
-              <w:rPr>
-                <w:noProof/>
-                <w:webHidden/>
-              </w:rPr>
-              <w:fldChar w:fldCharType="end"/>
-            </w:r>
-          </w:hyperlink>
-        </w:p>
-        <w:p>
-          <w:pPr>
-            <w:pStyle w:val="21"/>
-            <w:tabs>
-              <w:tab w:val="right" w:leader="dot" w:pos="10194"/>
-            </w:tabs>
-            <w:rPr>
-              <w:rFonts w:asciiTheme="minorHAnsi" w:eastAsiaTheme="minorEastAsia" w:hAnsiTheme="minorHAnsi" w:cstheme="minorBidi"/>
-              <w:noProof/>
-              <w:kern w:val="2"/>
-              <w:sz w:val="22"/>
-              <w:lang w:eastAsia="ru-RU"/>
-              <w14:ligatures w14:val="standardContextual"/>
-            </w:rPr>
-          </w:pPr>
-          <w:hyperlink w:anchor="_Toc182337880" w:history="1">
-            <w:r>
-              <w:rPr>
-                <w:rStyle w:val="ab"/>
-                <w:noProof/>
-              </w:rPr>
-              <w:t>Класс</w:t>
-            </w:r>
-            <w:r>
-              <w:rPr>
-                <w:rStyle w:val="ab"/>
-                <w:noProof/>
-                <w:lang w:val="en-US"/>
-              </w:rPr>
-              <w:t xml:space="preserve"> exceptions.NoConnectionException:</w:t>
-            </w:r>
-            <w:r>
-              <w:rPr>
-                <w:noProof/>
-                <w:webHidden/>
-              </w:rPr>
-              <w:tab/>
-            </w:r>
-            <w:r>
-              <w:rPr>
-                <w:noProof/>
-                <w:webHidden/>
-              </w:rPr>
-              <w:fldChar w:fldCharType="begin"/>
-            </w:r>
-            <w:r>
-              <w:rPr>
-                <w:noProof/>
-                <w:webHidden/>
-              </w:rPr>
-              <w:instrText xml:space="preserve"> PAGEREF _Toc182337880 \h </w:instrText>
-            </w:r>
-            <w:r>
-              <w:rPr>
-                <w:noProof/>
-                <w:webHidden/>
-              </w:rPr>
-            </w:r>
-            <w:r>
-              <w:rPr>
-                <w:noProof/>
-                <w:webHidden/>
-              </w:rPr>
-              <w:fldChar w:fldCharType="separate"/>
-            </w:r>
-            <w:r>
-              <w:rPr>
-                <w:noProof/>
-                <w:webHidden/>
-              </w:rPr>
-              <w:t>11</w:t>
-            </w:r>
-            <w:r>
-              <w:rPr>
-                <w:noProof/>
-                <w:webHidden/>
-              </w:rPr>
-              <w:fldChar w:fldCharType="end"/>
-            </w:r>
-          </w:hyperlink>
-        </w:p>
-        <w:p>
-          <w:pPr>
-            <w:pStyle w:val="21"/>
-            <w:tabs>
-              <w:tab w:val="right" w:leader="dot" w:pos="10194"/>
-            </w:tabs>
-            <w:rPr>
-              <w:rFonts w:asciiTheme="minorHAnsi" w:eastAsiaTheme="minorEastAsia" w:hAnsiTheme="minorHAnsi" w:cstheme="minorBidi"/>
-              <w:noProof/>
-              <w:kern w:val="2"/>
-              <w:sz w:val="22"/>
-              <w:lang w:eastAsia="ru-RU"/>
-              <w14:ligatures w14:val="standardContextual"/>
-            </w:rPr>
-          </w:pPr>
-          <w:hyperlink w:anchor="_Toc182337881" w:history="1">
-            <w:r>
-              <w:rPr>
-                <w:rStyle w:val="ab"/>
-                <w:noProof/>
-              </w:rPr>
-              <w:t xml:space="preserve">Класс </w:t>
-            </w:r>
-            <w:r>
-              <w:rPr>
-                <w:rStyle w:val="ab"/>
-                <w:noProof/>
-                <w:lang w:val="en-US"/>
-              </w:rPr>
-              <w:t>pgsql.DBManager:</w:t>
-            </w:r>
-            <w:r>
-              <w:rPr>
-                <w:noProof/>
-                <w:webHidden/>
-              </w:rPr>
-              <w:tab/>
-            </w:r>
-            <w:r>
-              <w:rPr>
-                <w:noProof/>
-                <w:webHidden/>
-              </w:rPr>
-              <w:fldChar w:fldCharType="begin"/>
-            </w:r>
-            <w:r>
-              <w:rPr>
-                <w:noProof/>
-                <w:webHidden/>
-              </w:rPr>
-              <w:instrText xml:space="preserve"> PAGEREF _Toc182337881 \h </w:instrText>
-            </w:r>
-            <w:r>
-              <w:rPr>
-                <w:noProof/>
-                <w:webHidden/>
-              </w:rPr>
-            </w:r>
-            <w:r>
-              <w:rPr>
-                <w:noProof/>
-                <w:webHidden/>
-              </w:rPr>
-              <w:fldChar w:fldCharType="separate"/>
-            </w:r>
-            <w:r>
-              <w:rPr>
-                <w:noProof/>
-                <w:webHidden/>
-              </w:rPr>
-              <w:t>11</w:t>
-            </w:r>
-            <w:r>
-              <w:rPr>
-                <w:noProof/>
-                <w:webHidden/>
-              </w:rPr>
-              <w:fldChar w:fldCharType="end"/>
-            </w:r>
-          </w:hyperlink>
-        </w:p>
-        <w:p>
-          <w:pPr>
-            <w:pStyle w:val="21"/>
-            <w:tabs>
-              <w:tab w:val="right" w:leader="dot" w:pos="10194"/>
-            </w:tabs>
-            <w:rPr>
-              <w:rFonts w:asciiTheme="minorHAnsi" w:eastAsiaTheme="minorEastAsia" w:hAnsiTheme="minorHAnsi" w:cstheme="minorBidi"/>
-              <w:noProof/>
-              <w:kern w:val="2"/>
-              <w:sz w:val="22"/>
-              <w:lang w:eastAsia="ru-RU"/>
-              <w14:ligatures w14:val="standardContextual"/>
-            </w:rPr>
-          </w:pPr>
-          <w:hyperlink w:anchor="_Toc182337882" w:history="1">
-            <w:r>
-              <w:rPr>
-                <w:rStyle w:val="ab"/>
-                <w:noProof/>
-              </w:rPr>
-              <w:t>Класс</w:t>
-            </w:r>
-            <w:r>
-              <w:rPr>
-                <w:noProof/>
-                <w:webHidden/>
-              </w:rPr>
-              <w:tab/>
-            </w:r>
-            <w:r>
-              <w:rPr>
-                <w:noProof/>
-                <w:webHidden/>
-              </w:rPr>
-              <w:fldChar w:fldCharType="begin"/>
-            </w:r>
-            <w:r>
-              <w:rPr>
-                <w:noProof/>
-                <w:webHidden/>
-              </w:rPr>
-              <w:instrText xml:space="preserve"> PAGEREF _Toc182337882 \h </w:instrText>
-            </w:r>
-            <w:r>
-              <w:rPr>
-                <w:noProof/>
-                <w:webHidden/>
-              </w:rPr>
-            </w:r>
-            <w:r>
-              <w:rPr>
-                <w:noProof/>
-                <w:webHidden/>
-              </w:rPr>
-              <w:fldChar w:fldCharType="separate"/>
-            </w:r>
-            <w:r>
-              <w:rPr>
-                <w:noProof/>
-                <w:webHidden/>
-              </w:rPr>
-              <w:t>13</w:t>
-            </w:r>
-            <w:r>
-              <w:rPr>
-                <w:noProof/>
-                <w:webHidden/>
-              </w:rPr>
-              <w:fldChar w:fldCharType="end"/>
-            </w:r>
-          </w:hyperlink>
-        </w:p>
-        <w:p>
-          <w:r>
-            <w:rPr>
-              <w:b/>
-              <w:bCs/>
-            </w:rPr>
-            <w:fldChar w:fldCharType="end"/>
-          </w:r>
-        </w:p>
-      </w:sdtContent>
-    </w:sdt>
-    <w:p>
-      <w:pPr>
-        <w:widowControl/>
-        <w:autoSpaceDE/>
-        <w:autoSpaceDN/>
-        <w:spacing w:after="160" w:line="259" w:lineRule="auto"/>
-        <w:ind w:firstLine="0"/>
-        <w:jc w:val="left"/>
-      </w:pPr>
-      <w:r>
-        <w:br w:type="page"/>
-      </w:r>
-    </w:p>
     <w:p>
       <w:pPr>
         <w:pStyle w:val="1"/>
@@ -1469,6 +835,8 @@
         <w:t>Провести временной анализ выполнения запросов.</w:t>
       </w:r>
     </w:p>
+    <w:p/>
+    <w:p/>
     <w:p>
       <w:pPr>
         <w:pStyle w:val="1"/>
@@ -1480,25 +848,138 @@
           <w:b/>
           <w:bCs w:val="0"/>
         </w:rPr>
-        <w:t>Задание</w:t>
-      </w:r>
-      <w:bookmarkEnd w:id="1"/>
+        <w:t>Теория:</w:t>
+      </w:r>
+    </w:p>
+    <w:p>
+      <w:r>
+        <w:rPr>
+          <w:b/>
+          <w:bCs/>
+        </w:rPr>
+        <w:t>Индекс</w:t>
+      </w:r>
+      <w:r>
+        <w:t xml:space="preserve"> — это специальная структура данных, которая ускоряет операции выборки из таблицы за счет дополнительных затрат на операции модификации данных (INSERT, UPDATE, DELETE).</w:t>
+      </w:r>
+    </w:p>
+    <w:p>
+      <w:pPr>
+        <w:rPr>
+          <w:b/>
+          <w:bCs/>
+        </w:rPr>
+      </w:pPr>
+      <w:r>
+        <w:rPr>
+          <w:b/>
+          <w:bCs/>
+        </w:rPr>
+        <w:t>Создание индексов:</w:t>
+      </w:r>
+    </w:p>
+    <w:p>
+      <w:r>
+        <w:t xml:space="preserve">CREATE [UNIQUE] INDEX </w:t>
+      </w:r>
+      <w:proofErr w:type="spellStart"/>
+      <w:r>
+        <w:t>имя_индекса</w:t>
+      </w:r>
+      <w:proofErr w:type="spellEnd"/>
+      <w:r>
+        <w:t xml:space="preserve"> ON таблица [USING тип] (поле [сортировка] [...])</w:t>
+      </w:r>
+    </w:p>
+    <w:p>
+      <w:r>
+        <w:t>Составные индексы — индексы по нескольким полям:</w:t>
+      </w:r>
+    </w:p>
+    <w:p>
+      <w:pPr>
+        <w:pStyle w:val="ac"/>
+        <w:numPr>
+          <w:ilvl w:val="0"/>
+          <w:numId w:val="8"/>
+        </w:numPr>
+      </w:pPr>
+      <w:proofErr w:type="gramStart"/>
+      <w:r>
+        <w:t>Эффективны</w:t>
+      </w:r>
+      <w:proofErr w:type="gramEnd"/>
+      <w:r>
+        <w:t xml:space="preserve"> когда в WHERE используются все поля индекса, объединенные через AND</w:t>
+      </w:r>
+    </w:p>
+    <w:p>
+      <w:pPr>
+        <w:pStyle w:val="ac"/>
+        <w:numPr>
+          <w:ilvl w:val="0"/>
+          <w:numId w:val="8"/>
+        </w:numPr>
+      </w:pPr>
+      <w:proofErr w:type="gramStart"/>
+      <w:r>
+        <w:t>Или</w:t>
+      </w:r>
+      <w:proofErr w:type="gramEnd"/>
+      <w:r>
+        <w:t xml:space="preserve"> когда используется только первое поле из состава индекса</w:t>
+      </w:r>
+    </w:p>
+    <w:p>
+      <w:r>
+        <w:t>Автоматическое создание индексов:</w:t>
+      </w:r>
+    </w:p>
+    <w:p>
+      <w:r>
+        <w:t>Ограничения PRIMARY KEY и UNIQUE автоматически создают индексы</w:t>
+      </w:r>
+    </w:p>
+    <w:p>
+      <w:r>
+        <w:t>Это обеспечивает быструю проверку уникальности</w:t>
+      </w:r>
+    </w:p>
+    <w:p/>
+    <w:p>
+      <w:pPr>
+        <w:pStyle w:val="1"/>
+        <w:spacing w:line="360" w:lineRule="auto"/>
+        <w:rPr>
+          <w:lang w:val="en-US"/>
+        </w:rPr>
+      </w:pPr>
       <w:r>
         <w:rPr>
           <w:b/>
           <w:bCs w:val="0"/>
         </w:rPr>
+        <w:t>Задание</w:t>
+      </w:r>
+      <w:bookmarkEnd w:id="1"/>
+      <w:r>
+        <w:rPr>
+          <w:b/>
+          <w:bCs w:val="0"/>
+        </w:rPr>
         <w:t xml:space="preserve"> 1. </w:t>
       </w:r>
       <w:r>
         <w:t xml:space="preserve">Создать схему </w:t>
       </w:r>
+      <w:proofErr w:type="spellStart"/>
       <w:r>
         <w:rPr>
           <w:lang w:val="en-US"/>
         </w:rPr>
         <w:t>istudents</w:t>
       </w:r>
+      <w:proofErr w:type="spellEnd"/>
       <w:r>
         <w:t xml:space="preserve">. </w:t>
       </w:r>
@@ -1508,7 +989,22 @@
         <w:spacing w:line="360" w:lineRule="auto"/>
       </w:pPr>
       <w:r>
-        <w:t xml:space="preserve">Для выполнение данной лабораторной работы буду использовать систему контейнирзации </w:t>
+        <w:t>Для создания схемы был написан</w:t>
+      </w:r>
+      <w:r>
+        <w:t xml:space="preserve"> </w:t>
+      </w:r>
+      <w:r>
+        <w:t xml:space="preserve">код с использованием </w:t>
+      </w:r>
+      <w:r>
+        <w:rPr>
+          <w:lang w:val="en-US"/>
+        </w:rPr>
+        <w:t>SQL</w:t>
+      </w:r>
+      <w:r>
+        <w:t xml:space="preserve">. Мною написанный скрипт прогоняется, как миграция для базы данных через систему </w:t>
       </w:r>
       <w:r>
         <w:rPr>
@@ -1517,45 +1013,40 @@
         <w:t>Docker</w:t>
       </w:r>
       <w:r>
-        <w:t xml:space="preserve">, которая позволяет разворачивает любое ПО за минимальное количество телодвижений. В моем случае был написан такой </w:t>
-      </w:r>
-      <w:r>
-        <w:rPr>
-          <w:lang w:val="en-US"/>
-        </w:rPr>
-        <w:t>docker</w:t>
-      </w:r>
-      <w:r>
-        <w:t>-</w:t>
-      </w:r>
-      <w:r>
-        <w:rPr>
-          <w:lang w:val="en-US"/>
-        </w:rPr>
-        <w:t>compose</w:t>
-      </w:r>
-      <w:r>
-        <w:t xml:space="preserve">, который представлен на рисунке 1. </w:t>
-      </w:r>
-    </w:p>
-    <w:p>
-      <w:pPr>
-        <w:spacing w:line="360" w:lineRule="auto"/>
-      </w:pPr>
-    </w:p>
-    <w:p>
-      <w:pPr>
-        <w:spacing w:line="360" w:lineRule="auto"/>
+        <w:t xml:space="preserve">. </w:t>
+      </w:r>
+      <w:r>
+        <w:t xml:space="preserve">Код представлен на рисунке </w:t>
+      </w:r>
+      <w:r>
+        <w:rPr>
+          <w:lang w:val="en-US"/>
+        </w:rPr>
+        <w:t>1</w:t>
+      </w:r>
+      <w:r>
+        <w:t xml:space="preserve">. </w:t>
+      </w:r>
+    </w:p>
+    <w:p>
+      <w:pPr>
+        <w:spacing w:line="360" w:lineRule="auto"/>
+      </w:pPr>
+    </w:p>
+    <w:p>
+      <w:pPr>
+        <w:spacing w:line="360" w:lineRule="auto"/>
+        <w:jc w:val="center"/>
       </w:pPr>
       <w:r>
         <w:rPr>
           <w:noProof/>
         </w:rPr>
         <w:drawing>
-          <wp:inline distT="0" distB="0" distL="0" distR="0" wp14:anchorId="4A8C80A0" wp14:editId="28E253BF">
-            <wp:extent cx="5935980" cy="3626509"/>
-            <wp:effectExtent l="0" t="0" r="7620" b="0"/>
-            <wp:docPr id="2" name="Рисунок 2"/>
+          <wp:inline distT="0" distB="0" distL="0" distR="0" wp14:anchorId="163FB205" wp14:editId="2B5B4ACC">
+            <wp:extent cx="2638425" cy="365760"/>
+            <wp:effectExtent l="0" t="0" r="9525" b="0"/>
+            <wp:docPr id="3" name="Рисунок 3"/>
             <wp:cNvGraphicFramePr>
               <a:graphicFrameLocks xmlns:a="http://schemas.openxmlformats.org/drawingml/2006/main" noChangeAspect="1"/>
             </wp:cNvGraphicFramePr>
@@ -1566,20 +1057,29 @@
                     <pic:cNvPr id="1" name=""/>
                     <pic:cNvPicPr/>
                   </pic:nvPicPr>
-                  <pic:blipFill>
+                  <pic:blipFill rotWithShape="1">
                     <a:blip r:embed="rId8"/>
+                    <a:srcRect b="33793"/>
                     <a:stretch>
                       <a:fillRect/>
                     </a:stretch>
                   </pic:blipFill>
-                  <pic:spPr>
+                  <pic:spPr bwMode="auto">
                     <a:xfrm>
                       <a:off x="0" y="0"/>
-                      <a:ext cx="5939311" cy="3628544"/>
+                      <a:ext cx="2638793" cy="365811"/>
                     </a:xfrm>
                     <a:prstGeom prst="rect">
                       <a:avLst/>
                     </a:prstGeom>
+                    <a:ln>
+                      <a:noFill/>
+                    </a:ln>
+                    <a:extLst>
+                      <a:ext uri="{53640926-AAD7-44D8-BBD7-CCE9431645EC}">
+                        <a14:shadowObscured xmlns:a14="http://schemas.microsoft.com/office/drawing/2010/main"/>
+                      </a:ext>
+                    </a:extLst>
                   </pic:spPr>
                 </pic:pic>
               </a:graphicData>
@@ -1592,115 +1092,113 @@
       <w:pPr>
         <w:spacing w:line="360" w:lineRule="auto"/>
         <w:jc w:val="center"/>
-        <w:rPr>
-          <w:sz w:val="24"/>
-          <w:szCs w:val="20"/>
-        </w:rPr>
-      </w:pPr>
-      <w:r>
-        <w:rPr>
-          <w:sz w:val="24"/>
-          <w:szCs w:val="20"/>
-        </w:rPr>
-        <w:t xml:space="preserve">Рисунок 1 – файл для создания </w:t>
-      </w:r>
-      <w:r>
-        <w:rPr>
-          <w:sz w:val="24"/>
-          <w:szCs w:val="20"/>
-          <w:lang w:val="en-US"/>
-        </w:rPr>
-        <w:t>PostgreSQL</w:t>
-      </w:r>
-      <w:r>
-        <w:rPr>
-          <w:sz w:val="24"/>
-          <w:szCs w:val="20"/>
-        </w:rPr>
-        <w:t xml:space="preserve"> базы данных через </w:t>
-      </w:r>
-      <w:r>
-        <w:rPr>
-          <w:sz w:val="24"/>
-          <w:szCs w:val="20"/>
-          <w:lang w:val="en-US"/>
-        </w:rPr>
-        <w:t>Docker</w:t>
-      </w:r>
-      <w:r>
-        <w:rPr>
-          <w:sz w:val="24"/>
-          <w:szCs w:val="20"/>
-        </w:rPr>
-        <w:t xml:space="preserve"> </w:t>
-      </w:r>
-      <w:r>
-        <w:rPr>
-          <w:sz w:val="24"/>
-          <w:szCs w:val="20"/>
-          <w:lang w:val="en-US"/>
-        </w:rPr>
-        <w:t>compose</w:t>
+      </w:pPr>
+      <w:r>
+        <w:t xml:space="preserve">Рисунок </w:t>
+      </w:r>
+      <w:r>
+        <w:rPr>
+          <w:lang w:val="en-US"/>
+        </w:rPr>
+        <w:t>1</w:t>
+      </w:r>
+      <w:r>
+        <w:t xml:space="preserve"> – код создания схемы</w:t>
+      </w:r>
+    </w:p>
+    <w:p/>
+    <w:p>
+      <w:pPr>
+        <w:spacing w:line="360" w:lineRule="auto"/>
+        <w:rPr>
+          <w:lang w:val="en-US"/>
+        </w:rPr>
+      </w:pPr>
+      <w:r>
+        <w:rPr>
+          <w:b/>
+          <w:bCs/>
+        </w:rPr>
+        <w:t>Задание 2</w:t>
+      </w:r>
+      <w:r>
+        <w:t xml:space="preserve">. Восстановить БД из бэкапа (разархивировать, восстановить в </w:t>
+      </w:r>
+      <w:proofErr w:type="spellStart"/>
+      <w:r>
+        <w:rPr>
+          <w:lang w:val="en-US"/>
+        </w:rPr>
+        <w:t>pgAdmin</w:t>
+      </w:r>
+      <w:proofErr w:type="spellEnd"/>
+      <w:r>
+        <w:t xml:space="preserve">) </w:t>
+      </w:r>
+      <w:r>
+        <w:t xml:space="preserve">в схему </w:t>
+      </w:r>
+      <w:proofErr w:type="spellStart"/>
+      <w:r>
+        <w:rPr>
+          <w:lang w:val="en-US"/>
+        </w:rPr>
+        <w:t>istudents</w:t>
+      </w:r>
+      <w:proofErr w:type="spellEnd"/>
+      <w:r>
+        <w:t xml:space="preserve">. </w:t>
+      </w:r>
+    </w:p>
+    <w:p>
+      <w:pPr>
+        <w:spacing w:line="360" w:lineRule="auto"/>
+      </w:pPr>
+      <w:r>
+        <w:t xml:space="preserve">Мною был написан скрипт для автоматизации подключения к базе данных и применения бэкапа. Данный код был написан на языке </w:t>
+      </w:r>
+      <w:r>
+        <w:rPr>
+          <w:lang w:val="en-US"/>
+        </w:rPr>
+        <w:t>Bash</w:t>
+      </w:r>
+      <w:r>
+        <w:t xml:space="preserve">, </w:t>
+      </w:r>
+      <w:proofErr w:type="spellStart"/>
+      <w:r>
+        <w:t>сниппет</w:t>
+      </w:r>
+      <w:proofErr w:type="spellEnd"/>
+      <w:r>
+        <w:t xml:space="preserve"> представлен на рисунке 3. </w:t>
+      </w:r>
+      <w:r>
+        <w:t xml:space="preserve">Если говорить по коду, то в моем случае устанавливаются параметры для подключения к базе данных. Далее идут проверки, что база данных готова к подключению и применению миграций. </w:t>
+      </w:r>
+      <w:r>
+        <w:t xml:space="preserve">В конце применяется дамп в указанную </w:t>
+      </w:r>
+      <w:r>
+        <w:lastRenderedPageBreak/>
+        <w:t xml:space="preserve">схему, после чего пишется сообщение, что миграция была применена успешно. </w:t>
       </w:r>
     </w:p>
     <w:p>
       <w:pPr>
         <w:spacing w:line="360" w:lineRule="auto"/>
         <w:jc w:val="center"/>
-        <w:rPr>
-          <w:sz w:val="24"/>
-          <w:szCs w:val="20"/>
-        </w:rPr>
-      </w:pPr>
-    </w:p>
-    <w:p>
-      <w:pPr>
-        <w:spacing w:line="360" w:lineRule="auto"/>
-      </w:pPr>
-      <w:r>
-        <w:t xml:space="preserve">Для создания схемы был написан такой код с использованием </w:t>
-      </w:r>
-      <w:r>
-        <w:rPr>
-          <w:lang w:val="en-US"/>
-        </w:rPr>
-        <w:t>SQL</w:t>
-      </w:r>
-      <w:r>
-        <w:t xml:space="preserve">. Мною написанный скрипт прогоняется, как миграция для базы данных через систему </w:t>
-      </w:r>
-      <w:r>
-        <w:rPr>
-          <w:lang w:val="en-US"/>
-        </w:rPr>
-        <w:t>Docker</w:t>
-      </w:r>
-      <w:r>
-        <w:t xml:space="preserve">. </w:t>
-      </w:r>
-      <w:r>
-        <w:t xml:space="preserve">Код представлен на рисунке 2. </w:t>
-      </w:r>
-    </w:p>
-    <w:p>
-      <w:pPr>
-        <w:spacing w:line="360" w:lineRule="auto"/>
-      </w:pPr>
-    </w:p>
-    <w:p>
-      <w:pPr>
-        <w:spacing w:line="360" w:lineRule="auto"/>
-        <w:jc w:val="center"/>
       </w:pPr>
       <w:r>
         <w:rPr>
           <w:noProof/>
         </w:rPr>
         <w:drawing>
-          <wp:inline distT="0" distB="0" distL="0" distR="0" wp14:anchorId="163FB205" wp14:editId="249D2D41">
-            <wp:extent cx="2638793" cy="552527"/>
-            <wp:effectExtent l="0" t="0" r="9525" b="0"/>
-            <wp:docPr id="3" name="Рисунок 3"/>
+          <wp:inline distT="0" distB="0" distL="0" distR="0" wp14:anchorId="6CEA4D08" wp14:editId="127EAE27">
+            <wp:extent cx="5769335" cy="5013960"/>
+            <wp:effectExtent l="0" t="0" r="3175" b="0"/>
+            <wp:docPr id="5" name="Рисунок 5"/>
             <wp:cNvGraphicFramePr>
               <a:graphicFrameLocks xmlns:a="http://schemas.openxmlformats.org/drawingml/2006/main" noChangeAspect="1"/>
             </wp:cNvGraphicFramePr>
@@ -1720,246 +1218,6 @@
                   <pic:spPr>
                     <a:xfrm>
                       <a:off x="0" y="0"/>
-                      <a:ext cx="2638793" cy="552527"/>
-                    </a:xfrm>
-                    <a:prstGeom prst="rect">
-                      <a:avLst/>
-                    </a:prstGeom>
-                  </pic:spPr>
-                </pic:pic>
-              </a:graphicData>
-            </a:graphic>
-          </wp:inline>
-        </w:drawing>
-      </w:r>
-    </w:p>
-    <w:p>
-      <w:pPr>
-        <w:spacing w:line="360" w:lineRule="auto"/>
-        <w:jc w:val="center"/>
-      </w:pPr>
-      <w:r>
-        <w:t>Рисунок 2 – код создания схемы</w:t>
-      </w:r>
-    </w:p>
-    <w:p/>
-    <w:p>
-      <w:pPr>
-        <w:spacing w:line="360" w:lineRule="auto"/>
-      </w:pPr>
-      <w:r>
-        <w:rPr>
-          <w:b/>
-          <w:bCs/>
-        </w:rPr>
-        <w:lastRenderedPageBreak/>
-        <w:t>Задание 2</w:t>
-      </w:r>
-      <w:r>
-        <w:t xml:space="preserve">. Восстановить БД из бэкапа (разархивировать, восстановить в </w:t>
-      </w:r>
-      <w:r>
-        <w:rPr>
-          <w:lang w:val="en-US"/>
-        </w:rPr>
-        <w:t>pgAdmin</w:t>
-      </w:r>
-      <w:r>
-        <w:t xml:space="preserve">) </w:t>
-      </w:r>
-      <w:r>
-        <w:t xml:space="preserve">в схему </w:t>
-      </w:r>
-      <w:r>
-        <w:rPr>
-          <w:lang w:val="en-US"/>
-        </w:rPr>
-        <w:t>istudents</w:t>
-      </w:r>
-      <w:r>
-        <w:t xml:space="preserve">. </w:t>
-      </w:r>
-    </w:p>
-    <w:p>
-      <w:pPr>
-        <w:spacing w:line="360" w:lineRule="auto"/>
-      </w:pPr>
-      <w:r>
-        <w:t xml:space="preserve">Через </w:t>
-      </w:r>
-      <w:r>
-        <w:rPr>
-          <w:lang w:val="en-US"/>
-        </w:rPr>
-        <w:t>pgAdmin</w:t>
-      </w:r>
-      <w:r>
-        <w:t xml:space="preserve"> не получится автоматизировать восстановление бэкапа, так как каждый раз придется пользователю вручную делать такие действия. Было принято написать отдельный </w:t>
-      </w:r>
-      <w:r>
-        <w:rPr>
-          <w:lang w:val="en-US"/>
-        </w:rPr>
-        <w:t>Docker</w:t>
-      </w:r>
-      <w:r>
-        <w:t xml:space="preserve"> </w:t>
-      </w:r>
-      <w:r>
-        <w:t xml:space="preserve">контейнер в </w:t>
-      </w:r>
-      <w:r>
-        <w:rPr>
-          <w:lang w:val="en-US"/>
-        </w:rPr>
-        <w:t>Docker</w:t>
-      </w:r>
-      <w:r>
-        <w:t xml:space="preserve"> </w:t>
-      </w:r>
-      <w:r>
-        <w:rPr>
-          <w:lang w:val="en-US"/>
-        </w:rPr>
-        <w:t>compose</w:t>
-      </w:r>
-      <w:r>
-        <w:t xml:space="preserve">, который применяет миграции к базе данных, когда она была уже успешно запущена. </w:t>
-      </w:r>
-      <w:r>
-        <w:t xml:space="preserve">На рисунке 2 представлен контейнер, который применяет бэкап к нашей базе данных. </w:t>
-      </w:r>
-    </w:p>
-    <w:p>
-      <w:pPr>
-        <w:spacing w:line="360" w:lineRule="auto"/>
-      </w:pPr>
-    </w:p>
-    <w:p>
-      <w:pPr>
-        <w:spacing w:line="360" w:lineRule="auto"/>
-        <w:jc w:val="center"/>
-      </w:pPr>
-      <w:r>
-        <w:rPr>
-          <w:noProof/>
-        </w:rPr>
-        <w:drawing>
-          <wp:inline distT="0" distB="0" distL="0" distR="0" wp14:anchorId="620843F7" wp14:editId="24704B76">
-            <wp:extent cx="5897880" cy="3369722"/>
-            <wp:effectExtent l="0" t="0" r="7620" b="2540"/>
-            <wp:docPr id="4" name="Рисунок 4"/>
-            <wp:cNvGraphicFramePr>
-              <a:graphicFrameLocks xmlns:a="http://schemas.openxmlformats.org/drawingml/2006/main" noChangeAspect="1"/>
-            </wp:cNvGraphicFramePr>
-            <a:graphic xmlns:a="http://schemas.openxmlformats.org/drawingml/2006/main">
-              <a:graphicData uri="http://schemas.openxmlformats.org/drawingml/2006/picture">
-                <pic:pic xmlns:pic="http://schemas.openxmlformats.org/drawingml/2006/picture">
-                  <pic:nvPicPr>
-                    <pic:cNvPr id="1" name=""/>
-                    <pic:cNvPicPr/>
-                  </pic:nvPicPr>
-                  <pic:blipFill>
-                    <a:blip r:embed="rId10"/>
-                    <a:stretch>
-                      <a:fillRect/>
-                    </a:stretch>
-                  </pic:blipFill>
-                  <pic:spPr>
-                    <a:xfrm>
-                      <a:off x="0" y="0"/>
-                      <a:ext cx="5900427" cy="3371177"/>
-                    </a:xfrm>
-                    <a:prstGeom prst="rect">
-                      <a:avLst/>
-                    </a:prstGeom>
-                  </pic:spPr>
-                </pic:pic>
-              </a:graphicData>
-            </a:graphic>
-          </wp:inline>
-        </w:drawing>
-      </w:r>
-    </w:p>
-    <w:p>
-      <w:pPr>
-        <w:spacing w:line="360" w:lineRule="auto"/>
-        <w:jc w:val="center"/>
-        <w:rPr>
-          <w:sz w:val="24"/>
-          <w:szCs w:val="20"/>
-        </w:rPr>
-      </w:pPr>
-      <w:r>
-        <w:rPr>
-          <w:sz w:val="24"/>
-          <w:szCs w:val="20"/>
-        </w:rPr>
-        <w:t>Рисунок 2 – контейнер для применения бэкапа базы данных</w:t>
-      </w:r>
-    </w:p>
-    <w:p>
-      <w:pPr>
-        <w:spacing w:line="360" w:lineRule="auto"/>
-      </w:pPr>
-    </w:p>
-    <w:p>
-      <w:pPr>
-        <w:spacing w:line="360" w:lineRule="auto"/>
-      </w:pPr>
-      <w:r>
-        <w:t xml:space="preserve">Мною был написан скрипт для автоматизации подключения к базе данных и применения бэкапа. Данный код был написан на языке </w:t>
-      </w:r>
-      <w:r>
-        <w:rPr>
-          <w:lang w:val="en-US"/>
-        </w:rPr>
-        <w:t>Bash</w:t>
-      </w:r>
-      <w:r>
-        <w:t xml:space="preserve">, сниппет представлен на рисунке 3. </w:t>
-      </w:r>
-      <w:r>
-        <w:t xml:space="preserve">Если говорить по коду, то в моем случае устанавливаются параметры для подключения к базе данных. Далее идут проверки, что база данных готова к подключению и применению миграций. </w:t>
-      </w:r>
-      <w:r>
-        <w:t xml:space="preserve">В конце применяется дамп в указанную схему, после чего пишется сообщение, что миграция была применена успешно. </w:t>
-      </w:r>
-    </w:p>
-    <w:p>
-      <w:pPr>
-        <w:spacing w:line="360" w:lineRule="auto"/>
-        <w:jc w:val="center"/>
-      </w:pPr>
-      <w:r>
-        <w:rPr>
-          <w:noProof/>
-        </w:rPr>
-        <w:lastRenderedPageBreak/>
-        <w:drawing>
-          <wp:inline distT="0" distB="0" distL="0" distR="0" wp14:anchorId="6CEA4D08" wp14:editId="127EAE27">
-            <wp:extent cx="5769335" cy="5013960"/>
-            <wp:effectExtent l="0" t="0" r="3175" b="0"/>
-            <wp:docPr id="5" name="Рисунок 5"/>
-            <wp:cNvGraphicFramePr>
-              <a:graphicFrameLocks xmlns:a="http://schemas.openxmlformats.org/drawingml/2006/main" noChangeAspect="1"/>
-            </wp:cNvGraphicFramePr>
-            <a:graphic xmlns:a="http://schemas.openxmlformats.org/drawingml/2006/main">
-              <a:graphicData uri="http://schemas.openxmlformats.org/drawingml/2006/picture">
-                <pic:pic xmlns:pic="http://schemas.openxmlformats.org/drawingml/2006/picture">
-                  <pic:nvPicPr>
-                    <pic:cNvPr id="1" name=""/>
-                    <pic:cNvPicPr/>
-                  </pic:nvPicPr>
-                  <pic:blipFill>
-                    <a:blip r:embed="rId11"/>
-                    <a:stretch>
-                      <a:fillRect/>
-                    </a:stretch>
-                  </pic:blipFill>
-                  <pic:spPr>
-                    <a:xfrm>
-                      <a:off x="0" y="0"/>
                       <a:ext cx="5781965" cy="5024936"/>
                     </a:xfrm>
                     <a:prstGeom prst="rect">
@@ -1980,6 +1238,7 @@
         <w:rPr>
           <w:sz w:val="24"/>
           <w:szCs w:val="20"/>
+          <w:lang w:val="en-US"/>
         </w:rPr>
       </w:pPr>
       <w:r>
@@ -2005,12 +1264,14 @@
       <w:r>
         <w:t xml:space="preserve">Теперь проверим, что бэкап удачно применился, для этого просмотрим какие таблицы появились в базе данных. Для просмотра таблиц я использую </w:t>
       </w:r>
+      <w:proofErr w:type="spellStart"/>
       <w:r>
         <w:rPr>
           <w:lang w:val="en-US"/>
         </w:rPr>
         <w:t>Pycharm</w:t>
       </w:r>
+      <w:proofErr w:type="spellEnd"/>
       <w:r>
         <w:t xml:space="preserve"> </w:t>
       </w:r>
@@ -2052,7 +1313,7 @@
                     </pic:cNvPicPr>
                   </pic:nvPicPr>
                   <pic:blipFill>
-                    <a:blip r:embed="rId12">
+                    <a:blip r:embed="rId10">
                       <a:extLst>
                         <a:ext uri="{28A0092B-C50C-407E-A947-70E740481C1C}">
                           <a14:useLocalDpi xmlns:a14="http://schemas.microsoft.com/office/drawing/2010/main" val="0"/>
@@ -2100,6 +1361,7 @@
         </w:rPr>
         <w:t xml:space="preserve">Рисунок 4 – таблицы в схеме </w:t>
       </w:r>
+      <w:proofErr w:type="spellStart"/>
       <w:r>
         <w:rPr>
           <w:sz w:val="24"/>
@@ -2108,6 +1370,7 @@
         </w:rPr>
         <w:t>istudents</w:t>
       </w:r>
+      <w:proofErr w:type="spellEnd"/>
     </w:p>
     <w:p>
       <w:pPr>
@@ -2136,12 +1399,15 @@
       <w:r>
         <w:t xml:space="preserve">Замерить скорость выборки и модификации данных в таблице </w:t>
       </w:r>
+      <w:proofErr w:type="spellStart"/>
+      <w:proofErr w:type="gramStart"/>
       <w:r>
         <w:rPr>
           <w:lang w:val="en-US"/>
         </w:rPr>
         <w:t>istudents</w:t>
       </w:r>
+      <w:proofErr w:type="spellEnd"/>
       <w:r>
         <w:t>.</w:t>
       </w:r>
@@ -2151,6 +1417,7 @@
         </w:rPr>
         <w:t>mark</w:t>
       </w:r>
+      <w:proofErr w:type="gramEnd"/>
       <w:r>
         <w:t>:</w:t>
       </w:r>
@@ -2177,30 +1444,36 @@
       <w:r>
         <w:t xml:space="preserve">: </w:t>
       </w:r>
+      <w:proofErr w:type="spellStart"/>
       <w:r>
         <w:rPr>
           <w:lang w:val="en-US"/>
         </w:rPr>
         <w:t>sqlalchemy</w:t>
       </w:r>
+      <w:proofErr w:type="spellEnd"/>
       <w:r>
         <w:t xml:space="preserve">, </w:t>
       </w:r>
+      <w:proofErr w:type="spellStart"/>
       <w:r>
         <w:rPr>
           <w:lang w:val="en-US"/>
         </w:rPr>
         <w:t>uv</w:t>
       </w:r>
+      <w:proofErr w:type="spellEnd"/>
       <w:r>
         <w:t xml:space="preserve">, </w:t>
       </w:r>
+      <w:proofErr w:type="spellStart"/>
       <w:r>
         <w:rPr>
           <w:lang w:val="en-US"/>
         </w:rPr>
         <w:t>asyncpg</w:t>
       </w:r>
+      <w:proofErr w:type="spellEnd"/>
       <w:r>
         <w:t xml:space="preserve">, </w:t>
       </w:r>
@@ -2240,6 +1513,7 @@
       <w:r>
         <w:t xml:space="preserve">Выполнить выборку данных (30 раз с различными условиями, фильтрация по полю </w:t>
       </w:r>
+      <w:proofErr w:type="spellStart"/>
       <w:r>
         <w:rPr>
           <w:b/>
@@ -2247,12 +1521,14 @@
         </w:rPr>
         <w:t>tmark</w:t>
       </w:r>
+      <w:proofErr w:type="spellEnd"/>
       <w:r>
         <w:rPr>
           <w:b/>
         </w:rPr>
         <w:t>_</w:t>
       </w:r>
+      <w:proofErr w:type="spellStart"/>
       <w:r>
         <w:rPr>
           <w:b/>
@@ -2260,6 +1536,7 @@
         </w:rPr>
         <w:t>fk</w:t>
       </w:r>
+      <w:proofErr w:type="spellEnd"/>
       <w:r>
         <w:t xml:space="preserve"> </w:t>
       </w:r>
@@ -2321,6 +1598,329 @@
             <wp:extent cx="5222240" cy="4986308"/>
             <wp:effectExtent l="0" t="0" r="0" b="5080"/>
             <wp:docPr id="7" name="Рисунок 7"/>
+            <wp:cNvGraphicFramePr>
+              <a:graphicFrameLocks xmlns:a="http://schemas.openxmlformats.org/drawingml/2006/main" noChangeAspect="1"/>
+            </wp:cNvGraphicFramePr>
+            <a:graphic xmlns:a="http://schemas.openxmlformats.org/drawingml/2006/main">
+              <a:graphicData uri="http://schemas.openxmlformats.org/drawingml/2006/picture">
+                <pic:pic xmlns:pic="http://schemas.openxmlformats.org/drawingml/2006/picture">
+                  <pic:nvPicPr>
+                    <pic:cNvPr id="1" name=""/>
+                    <pic:cNvPicPr/>
+                  </pic:nvPicPr>
+                  <pic:blipFill>
+                    <a:blip r:embed="rId11"/>
+                    <a:stretch>
+                      <a:fillRect/>
+                    </a:stretch>
+                  </pic:blipFill>
+                  <pic:spPr>
+                    <a:xfrm>
+                      <a:off x="0" y="0"/>
+                      <a:ext cx="5224341" cy="4988314"/>
+                    </a:xfrm>
+                    <a:prstGeom prst="rect">
+                      <a:avLst/>
+                    </a:prstGeom>
+                  </pic:spPr>
+                </pic:pic>
+              </a:graphicData>
+            </a:graphic>
+          </wp:inline>
+        </w:drawing>
+      </w:r>
+    </w:p>
+    <w:p>
+      <w:pPr>
+        <w:ind w:left="708" w:firstLine="708"/>
+        <w:jc w:val="center"/>
+        <w:rPr>
+          <w:sz w:val="24"/>
+          <w:szCs w:val="20"/>
+        </w:rPr>
+      </w:pPr>
+      <w:r>
+        <w:rPr>
+          <w:sz w:val="24"/>
+          <w:szCs w:val="20"/>
+        </w:rPr>
+        <w:t>Рисунок 5 – код для выполнения задания</w:t>
+      </w:r>
+    </w:p>
+    <w:p>
+      <w:pPr>
+        <w:ind w:left="1276" w:firstLine="0"/>
+      </w:pPr>
+    </w:p>
+    <w:p>
+      <w:pPr>
+        <w:ind w:left="1276" w:firstLine="0"/>
+      </w:pPr>
+    </w:p>
+    <w:p>
+      <w:pPr>
+        <w:spacing w:line="360" w:lineRule="auto"/>
+        <w:ind w:firstLine="708"/>
+      </w:pPr>
+      <w:r>
+        <w:t xml:space="preserve">В результате получились такие результаты, которые представлены </w:t>
+      </w:r>
+      <w:r>
+        <w:t xml:space="preserve">на рисунке 6. Здесь в столбцах описан номер запроса, какой </w:t>
+      </w:r>
+      <w:proofErr w:type="spellStart"/>
+      <w:r>
+        <w:rPr>
+          <w:lang w:val="en-US"/>
+        </w:rPr>
+        <w:t>tmark</w:t>
+      </w:r>
+      <w:proofErr w:type="spellEnd"/>
+      <w:r>
+        <w:t>_</w:t>
+      </w:r>
+      <w:proofErr w:type="spellStart"/>
+      <w:r>
+        <w:rPr>
+          <w:lang w:val="en-US"/>
+        </w:rPr>
+        <w:t>fk</w:t>
+      </w:r>
+      <w:proofErr w:type="spellEnd"/>
+      <w:r>
+        <w:t xml:space="preserve"> и сколько времени заняло выполнение запроса. </w:t>
+      </w:r>
+    </w:p>
+    <w:p>
+      <w:pPr>
+        <w:ind w:firstLine="708"/>
+      </w:pPr>
+    </w:p>
+    <w:p>
+      <w:pPr>
+        <w:ind w:firstLine="708"/>
+        <w:jc w:val="center"/>
+      </w:pPr>
+      <w:r>
+        <w:rPr>
+          <w:noProof/>
+        </w:rPr>
+        <w:drawing>
+          <wp:inline distT="0" distB="0" distL="0" distR="0" wp14:anchorId="6ACF23B6" wp14:editId="2799E651">
+            <wp:extent cx="3658111" cy="6706536"/>
+            <wp:effectExtent l="0" t="0" r="0" b="0"/>
+            <wp:docPr id="8" name="Рисунок 8"/>
+            <wp:cNvGraphicFramePr>
+              <a:graphicFrameLocks xmlns:a="http://schemas.openxmlformats.org/drawingml/2006/main" noChangeAspect="1"/>
+            </wp:cNvGraphicFramePr>
+            <a:graphic xmlns:a="http://schemas.openxmlformats.org/drawingml/2006/main">
+              <a:graphicData uri="http://schemas.openxmlformats.org/drawingml/2006/picture">
+                <pic:pic xmlns:pic="http://schemas.openxmlformats.org/drawingml/2006/picture">
+                  <pic:nvPicPr>
+                    <pic:cNvPr id="1" name=""/>
+                    <pic:cNvPicPr/>
+                  </pic:nvPicPr>
+                  <pic:blipFill>
+                    <a:blip r:embed="rId12"/>
+                    <a:stretch>
+                      <a:fillRect/>
+                    </a:stretch>
+                  </pic:blipFill>
+                  <pic:spPr>
+                    <a:xfrm>
+                      <a:off x="0" y="0"/>
+                      <a:ext cx="3658111" cy="6706536"/>
+                    </a:xfrm>
+                    <a:prstGeom prst="rect">
+                      <a:avLst/>
+                    </a:prstGeom>
+                  </pic:spPr>
+                </pic:pic>
+              </a:graphicData>
+            </a:graphic>
+          </wp:inline>
+        </w:drawing>
+      </w:r>
+    </w:p>
+    <w:p>
+      <w:pPr>
+        <w:ind w:firstLine="708"/>
+        <w:jc w:val="center"/>
+        <w:rPr>
+          <w:sz w:val="24"/>
+          <w:szCs w:val="20"/>
+        </w:rPr>
+      </w:pPr>
+      <w:r>
+        <w:rPr>
+          <w:sz w:val="24"/>
+          <w:szCs w:val="20"/>
+        </w:rPr>
+        <w:t>Рисунок 6 – статистика для задания</w:t>
+      </w:r>
+    </w:p>
+    <w:p>
+      <w:pPr>
+        <w:ind w:firstLine="708"/>
+      </w:pPr>
+      <w:r>
+        <w:t xml:space="preserve"> </w:t>
+      </w:r>
+    </w:p>
+    <w:p>
+      <w:pPr>
+        <w:pStyle w:val="ac"/>
+        <w:ind w:left="1276"/>
+        <w:jc w:val="both"/>
+      </w:pPr>
+    </w:p>
+    <w:p>
+      <w:pPr>
+        <w:spacing w:line="360" w:lineRule="auto"/>
+      </w:pPr>
+      <w:r>
+        <w:rPr>
+          <w:b/>
+          <w:bCs/>
+        </w:rPr>
+        <w:t>Пункт б</w:t>
+      </w:r>
+      <w:r>
+        <w:t xml:space="preserve">. </w:t>
+      </w:r>
+      <w:r>
+        <w:t xml:space="preserve">Выполнить вставку данных (30 раз различные данные) – замерить </w:t>
+      </w:r>
+      <w:r>
+        <w:lastRenderedPageBreak/>
+        <w:t>время</w:t>
+      </w:r>
+      <w:r>
+        <w:t xml:space="preserve"> </w:t>
+      </w:r>
+      <w:r>
+        <w:t>–</w:t>
+      </w:r>
+      <w:r>
+        <w:t xml:space="preserve"> </w:t>
+      </w:r>
+      <w:r>
+        <w:t xml:space="preserve">получим ряд </w:t>
+      </w:r>
+      <w:r>
+        <w:rPr>
+          <w:lang w:val="en-US"/>
+        </w:rPr>
+        <w:t>t</w:t>
+      </w:r>
+      <w:r>
+        <w:rPr>
+          <w:vertAlign w:val="subscript"/>
+        </w:rPr>
+        <w:t>2</w:t>
+      </w:r>
+      <w:r>
+        <w:t>;</w:t>
+      </w:r>
+    </w:p>
+    <w:p>
+      <w:pPr>
+        <w:spacing w:line="360" w:lineRule="auto"/>
+      </w:pPr>
+      <w:r>
+        <w:t xml:space="preserve">Для выполнения данного задания был написан код на языке программирования </w:t>
+      </w:r>
+      <w:r>
+        <w:rPr>
+          <w:lang w:val="en-US"/>
+        </w:rPr>
+        <w:t>Python</w:t>
+      </w:r>
+      <w:r>
+        <w:t xml:space="preserve">. </w:t>
+      </w:r>
+      <w:proofErr w:type="spellStart"/>
+      <w:r>
+        <w:t>Сниппет</w:t>
+      </w:r>
+      <w:proofErr w:type="spellEnd"/>
+      <w:r>
+        <w:t xml:space="preserve"> можно увидеть на рисунке 7. </w:t>
+      </w:r>
+      <w:r>
+        <w:t xml:space="preserve">Код был написан в асинхронном стиле с использованием библиотеки </w:t>
+      </w:r>
+      <w:proofErr w:type="spellStart"/>
+      <w:r>
+        <w:rPr>
+          <w:lang w:val="en-US"/>
+        </w:rPr>
+        <w:t>sqlalchemy</w:t>
+      </w:r>
+      <w:proofErr w:type="spellEnd"/>
+      <w:r>
+        <w:t xml:space="preserve"> с асинхронным драйвером </w:t>
+      </w:r>
+      <w:proofErr w:type="spellStart"/>
+      <w:r>
+        <w:rPr>
+          <w:lang w:val="en-US"/>
+        </w:rPr>
+        <w:t>asyncpg</w:t>
+      </w:r>
+      <w:proofErr w:type="spellEnd"/>
+      <w:r>
+        <w:t xml:space="preserve">. Для максимальной нагрузки на базу данных был использован механизм – </w:t>
+      </w:r>
+      <w:proofErr w:type="spellStart"/>
+      <w:proofErr w:type="gramStart"/>
+      <w:r>
+        <w:rPr>
+          <w:lang w:val="en-US"/>
+        </w:rPr>
+        <w:t>asyncio</w:t>
+      </w:r>
+      <w:proofErr w:type="spellEnd"/>
+      <w:r>
+        <w:t>.</w:t>
+      </w:r>
+      <w:r>
+        <w:rPr>
+          <w:lang w:val="en-US"/>
+        </w:rPr>
+        <w:t>gather</w:t>
+      </w:r>
+      <w:proofErr w:type="gramEnd"/>
+      <w:r>
+        <w:t xml:space="preserve">, который позволяет запустить множество </w:t>
+      </w:r>
+      <w:proofErr w:type="spellStart"/>
+      <w:r>
+        <w:t>корутин</w:t>
+      </w:r>
+      <w:proofErr w:type="spellEnd"/>
+      <w:r>
+        <w:t xml:space="preserve"> параллельно. </w:t>
+      </w:r>
+    </w:p>
+    <w:p>
+      <w:pPr>
+        <w:spacing w:line="360" w:lineRule="auto"/>
+      </w:pPr>
+    </w:p>
+    <w:p>
+      <w:pPr>
+        <w:jc w:val="center"/>
+      </w:pPr>
+      <w:r>
+        <w:rPr>
+          <w:noProof/>
+        </w:rPr>
+        <w:drawing>
+          <wp:inline distT="0" distB="0" distL="0" distR="0" wp14:anchorId="414C7C3C" wp14:editId="200042E2">
+            <wp:extent cx="5516880" cy="5716924"/>
+            <wp:effectExtent l="0" t="0" r="7620" b="0"/>
+            <wp:docPr id="10" name="Рисунок 10"/>
             <wp:cNvGraphicFramePr>
               <a:graphicFrameLocks xmlns:a="http://schemas.openxmlformats.org/drawingml/2006/main" noChangeAspect="1"/>
             </wp:cNvGraphicFramePr>
@@ -2340,7 +1940,7 @@
                   <pic:spPr>
                     <a:xfrm>
                       <a:off x="0" y="0"/>
-                      <a:ext cx="5224341" cy="4988314"/>
+                      <a:ext cx="5527241" cy="5727661"/>
                     </a:xfrm>
                     <a:prstGeom prst="rect">
                       <a:avLst/>
@@ -2355,7 +1955,7 @@
     </w:p>
     <w:p>
       <w:pPr>
-        <w:ind w:left="708" w:firstLine="708"/>
+        <w:ind w:firstLine="0"/>
         <w:jc w:val="center"/>
         <w:rPr>
           <w:sz w:val="24"/>
@@ -2367,68 +1967,58 @@
           <w:sz w:val="24"/>
           <w:szCs w:val="20"/>
         </w:rPr>
-        <w:t>Рисунок 5 – код для выполнения задания</w:t>
-      </w:r>
-    </w:p>
-    <w:p>
-      <w:pPr>
-        <w:ind w:left="1276" w:firstLine="0"/>
-      </w:pPr>
-    </w:p>
-    <w:p>
-      <w:pPr>
-        <w:ind w:left="1276" w:firstLine="0"/>
-      </w:pPr>
-    </w:p>
-    <w:p>
-      <w:pPr>
-        <w:spacing w:line="360" w:lineRule="auto"/>
-        <w:ind w:firstLine="708"/>
-      </w:pPr>
-      <w:r>
-        <w:t xml:space="preserve">В результате получились такие результаты, которые представлены </w:t>
-      </w:r>
-      <w:r>
-        <w:t xml:space="preserve">на рисунке 6. Здесь в столбцах описан номер запроса, какой </w:t>
-      </w:r>
-      <w:r>
-        <w:rPr>
-          <w:lang w:val="en-US"/>
-        </w:rPr>
-        <w:t>tmark</w:t>
-      </w:r>
-      <w:r>
-        <w:t>_</w:t>
-      </w:r>
-      <w:r>
-        <w:rPr>
-          <w:lang w:val="en-US"/>
-        </w:rPr>
-        <w:t>fk</w:t>
-      </w:r>
-      <w:r>
-        <w:t xml:space="preserve"> и сколько времени заняло выполнение запроса. </w:t>
-      </w:r>
-    </w:p>
-    <w:p>
-      <w:pPr>
-        <w:ind w:firstLine="708"/>
-      </w:pPr>
-    </w:p>
-    <w:p>
-      <w:pPr>
-        <w:ind w:firstLine="708"/>
+        <w:t>Рисунок 7 – скрипт для выполнения задания</w:t>
+      </w:r>
+    </w:p>
+    <w:p>
+      <w:pPr>
+        <w:ind w:firstLine="0"/>
         <w:jc w:val="center"/>
+        <w:rPr>
+          <w:sz w:val="24"/>
+          <w:szCs w:val="20"/>
+        </w:rPr>
+      </w:pPr>
+    </w:p>
+    <w:p>
+      <w:pPr>
+        <w:spacing w:line="360" w:lineRule="auto"/>
+        <w:ind w:firstLine="0"/>
+      </w:pPr>
+      <w:r>
+        <w:rPr>
+          <w:sz w:val="24"/>
+          <w:szCs w:val="20"/>
+        </w:rPr>
+        <w:tab/>
+      </w:r>
+      <w:r>
+        <w:t xml:space="preserve">После работы скрипта получился </w:t>
+      </w:r>
+      <w:r>
+        <w:rPr>
+          <w:lang w:val="en-US"/>
+        </w:rPr>
+        <w:t>csv</w:t>
+      </w:r>
+      <w:r>
+        <w:t xml:space="preserve"> файл, содержащий время измерения запросов. Содержимое данного файла прилагается на рисунке 8. </w:t>
+      </w:r>
+    </w:p>
+    <w:p>
+      <w:pPr>
+        <w:jc w:val="center"/>
       </w:pPr>
       <w:r>
         <w:rPr>
           <w:noProof/>
         </w:rPr>
+        <w:lastRenderedPageBreak/>
         <w:drawing>
-          <wp:inline distT="0" distB="0" distL="0" distR="0" wp14:anchorId="6ACF23B6" wp14:editId="2799E651">
-            <wp:extent cx="3658111" cy="6706536"/>
-            <wp:effectExtent l="0" t="0" r="0" b="0"/>
-            <wp:docPr id="8" name="Рисунок 8"/>
+          <wp:inline distT="0" distB="0" distL="0" distR="0" wp14:anchorId="6C1D7AF9" wp14:editId="42038FB4">
+            <wp:extent cx="3419952" cy="6677957"/>
+            <wp:effectExtent l="0" t="0" r="9525" b="8890"/>
+            <wp:docPr id="9" name="Рисунок 9"/>
             <wp:cNvGraphicFramePr>
               <a:graphicFrameLocks xmlns:a="http://schemas.openxmlformats.org/drawingml/2006/main" noChangeAspect="1"/>
             </wp:cNvGraphicFramePr>
@@ -2448,7 +2038,7 @@
                   <pic:spPr>
                     <a:xfrm>
                       <a:off x="0" y="0"/>
-                      <a:ext cx="3658111" cy="6706536"/>
+                      <a:ext cx="3419952" cy="6677957"/>
                     </a:xfrm>
                     <a:prstGeom prst="rect">
                       <a:avLst/>
@@ -2463,7 +2053,6 @@
     </w:p>
     <w:p>
       <w:pPr>
-        <w:ind w:firstLine="708"/>
         <w:jc w:val="center"/>
         <w:rPr>
           <w:sz w:val="24"/>
@@ -2475,22 +2064,57 @@
           <w:sz w:val="24"/>
           <w:szCs w:val="20"/>
         </w:rPr>
-        <w:t>Рисунок 6 – статистика для задания</w:t>
-      </w:r>
-    </w:p>
-    <w:p>
-      <w:pPr>
-        <w:ind w:firstLine="708"/>
-      </w:pPr>
-      <w:r>
-        <w:t xml:space="preserve"> </w:t>
-      </w:r>
-    </w:p>
-    <w:p>
-      <w:pPr>
-        <w:pStyle w:val="ac"/>
-        <w:ind w:left="1276"/>
-        <w:jc w:val="both"/>
+        <w:t xml:space="preserve">Рисунок 8 – </w:t>
+      </w:r>
+      <w:r>
+        <w:rPr>
+          <w:sz w:val="24"/>
+          <w:szCs w:val="20"/>
+        </w:rPr>
+        <w:t xml:space="preserve">содержимое </w:t>
+      </w:r>
+      <w:r>
+        <w:rPr>
+          <w:sz w:val="24"/>
+          <w:szCs w:val="20"/>
+          <w:lang w:val="en-US"/>
+        </w:rPr>
+        <w:t>insert</w:t>
+      </w:r>
+      <w:r>
+        <w:rPr>
+          <w:sz w:val="24"/>
+          <w:szCs w:val="20"/>
+        </w:rPr>
+        <w:t>_</w:t>
+      </w:r>
+      <w:r>
+        <w:rPr>
+          <w:sz w:val="24"/>
+          <w:szCs w:val="20"/>
+          <w:lang w:val="en-US"/>
+        </w:rPr>
+        <w:t>benchmark</w:t>
+      </w:r>
+      <w:r>
+        <w:rPr>
+          <w:sz w:val="24"/>
+          <w:szCs w:val="20"/>
+        </w:rPr>
+        <w:t>.</w:t>
+      </w:r>
+      <w:r>
+        <w:rPr>
+          <w:sz w:val="24"/>
+          <w:szCs w:val="20"/>
+          <w:lang w:val="en-US"/>
+        </w:rPr>
+        <w:t>csv</w:t>
+      </w:r>
+    </w:p>
+    <w:p>
+      <w:pPr>
+        <w:ind w:firstLine="0"/>
       </w:pPr>
     </w:p>
     <w:p>
@@ -2502,120 +2126,105 @@
           <w:b/>
           <w:bCs/>
         </w:rPr>
-        <w:t>Пункт б</w:t>
+        <w:t xml:space="preserve">Пункт </w:t>
+      </w:r>
+      <w:r>
+        <w:rPr>
+          <w:b/>
+          <w:bCs/>
+          <w:lang w:val="en-US"/>
+        </w:rPr>
+        <w:t>c</w:t>
       </w:r>
       <w:r>
         <w:t xml:space="preserve">. </w:t>
       </w:r>
       <w:r>
-        <w:t xml:space="preserve">Выполнить вставку данных (30 раз различные данные) – замерить </w:t>
-      </w:r>
-      <w:r>
+        <w:t xml:space="preserve">Изменения </w:t>
+      </w:r>
+      <w:r>
+        <w:rPr>
+          <w:lang w:val="en-US"/>
+        </w:rPr>
+        <w:t>t</w:t>
+      </w:r>
+      <w:r>
+        <w:rPr>
+          <w:vertAlign w:val="subscript"/>
+        </w:rPr>
+        <w:t>1</w:t>
+      </w:r>
+      <w:r>
+        <w:t xml:space="preserve"> </w:t>
+      </w:r>
+      <w:r>
+        <w:t xml:space="preserve">и </w:t>
+      </w:r>
+      <w:r>
+        <w:rPr>
+          <w:lang w:val="en-US"/>
+        </w:rPr>
+        <w:t>t</w:t>
+      </w:r>
+      <w:r>
+        <w:rPr>
+          <w:vertAlign w:val="subscript"/>
+        </w:rPr>
+        <w:t>2</w:t>
+      </w:r>
+      <w:r>
+        <w:t xml:space="preserve"> представить на графиках – объяснить их форму;</w:t>
+      </w:r>
+    </w:p>
+    <w:p>
+      <w:pPr>
+        <w:spacing w:line="360" w:lineRule="auto"/>
+      </w:pPr>
+      <w:r>
+        <w:t xml:space="preserve">Для выполнения данного задания использовалась библиотека </w:t>
+      </w:r>
+      <w:r>
+        <w:rPr>
+          <w:lang w:val="en-US"/>
+        </w:rPr>
+        <w:t>matplotlib</w:t>
+      </w:r>
+      <w:r>
+        <w:t xml:space="preserve">, которая позволяет строить графики функций в зависимости от данных. В моем случае все измерения были записаны в </w:t>
+      </w:r>
+      <w:r>
+        <w:rPr>
+          <w:lang w:val="en-US"/>
+        </w:rPr>
+        <w:t>csv</w:t>
+      </w:r>
+      <w:r>
+        <w:t xml:space="preserve"> файл, что позволяет измерить время выполнения программы. </w:t>
+      </w:r>
+      <w:proofErr w:type="spellStart"/>
+      <w:r>
+        <w:t>Сниппет</w:t>
+      </w:r>
+      <w:proofErr w:type="spellEnd"/>
+      <w:r>
+        <w:t xml:space="preserve"> для выполнения данного задания представлен на рисунке 9. </w:t>
+      </w:r>
+    </w:p>
+    <w:p>
+      <w:pPr>
+        <w:spacing w:line="360" w:lineRule="auto"/>
+        <w:jc w:val="center"/>
+      </w:pPr>
+      <w:r>
+        <w:rPr>
+          <w:noProof/>
+        </w:rPr>
         <w:lastRenderedPageBreak/>
-        <w:t>время</w:t>
-      </w:r>
-      <w:r>
-        <w:t xml:space="preserve"> </w:t>
-      </w:r>
-      <w:r>
-        <w:t>–</w:t>
-      </w:r>
-      <w:r>
-        <w:t xml:space="preserve"> </w:t>
-      </w:r>
-      <w:r>
-        <w:t xml:space="preserve">получим ряд </w:t>
-      </w:r>
-      <w:r>
-        <w:rPr>
-          <w:lang w:val="en-US"/>
-        </w:rPr>
-        <w:t>t</w:t>
-      </w:r>
-      <w:r>
-        <w:rPr>
-          <w:vertAlign w:val="subscript"/>
-        </w:rPr>
-        <w:t>2</w:t>
-      </w:r>
-      <w:r>
-        <w:t>;</w:t>
-      </w:r>
-    </w:p>
-    <w:p>
-      <w:pPr>
-        <w:spacing w:line="360" w:lineRule="auto"/>
-      </w:pPr>
-      <w:r>
-        <w:t xml:space="preserve">Для выполнения данного задания был написан код на языке программирования </w:t>
-      </w:r>
-      <w:r>
-        <w:rPr>
-          <w:lang w:val="en-US"/>
-        </w:rPr>
-        <w:t>Python</w:t>
-      </w:r>
-      <w:r>
-        <w:t xml:space="preserve">. Сниппет можно увидеть на рисунке 7. </w:t>
-      </w:r>
-      <w:r>
-        <w:t xml:space="preserve">Код был написан в асинхронном стиле с использованием библиотеки </w:t>
-      </w:r>
-      <w:r>
-        <w:rPr>
-          <w:lang w:val="en-US"/>
-        </w:rPr>
-        <w:t>sqlalchemy</w:t>
-      </w:r>
-      <w:r>
-        <w:t xml:space="preserve"> с асинхронным драйвером </w:t>
-      </w:r>
-      <w:r>
-        <w:rPr>
-          <w:lang w:val="en-US"/>
-        </w:rPr>
-        <w:t>asyncpg</w:t>
-      </w:r>
-      <w:r>
-        <w:t xml:space="preserve">. Для максимальной нагрузки на базу данных был использован механизм – </w:t>
-      </w:r>
-      <w:r>
-        <w:rPr>
-          <w:lang w:val="en-US"/>
-        </w:rPr>
-        <w:t>asyncio</w:t>
-      </w:r>
-      <w:r>
-        <w:t>.</w:t>
-      </w:r>
-      <w:r>
-        <w:rPr>
-          <w:lang w:val="en-US"/>
-        </w:rPr>
-        <w:t>gather</w:t>
-      </w:r>
-      <w:r>
-        <w:t xml:space="preserve">, который позволяет запустить множество корутин параллельно. </w:t>
-      </w:r>
-    </w:p>
-    <w:p>
-      <w:pPr>
-        <w:spacing w:line="360" w:lineRule="auto"/>
-      </w:pPr>
-    </w:p>
-    <w:p>
-      <w:pPr>
-        <w:jc w:val="center"/>
-      </w:pPr>
-      <w:r>
-        <w:rPr>
-          <w:noProof/>
-        </w:rPr>
         <w:drawing>
-          <wp:inline distT="0" distB="0" distL="0" distR="0" wp14:anchorId="414C7C3C" wp14:editId="200042E2">
-            <wp:extent cx="5516880" cy="5716924"/>
-            <wp:effectExtent l="0" t="0" r="7620" b="0"/>
-            <wp:docPr id="10" name="Рисунок 10"/>
+          <wp:inline distT="0" distB="0" distL="0" distR="0" wp14:anchorId="5512D219" wp14:editId="1661EF0E">
+            <wp:extent cx="5539740" cy="7469745"/>
+            <wp:effectExtent l="0" t="0" r="3810" b="0"/>
+            <wp:docPr id="11" name="Рисунок 11"/>
             <wp:cNvGraphicFramePr>
               <a:graphicFrameLocks xmlns:a="http://schemas.openxmlformats.org/drawingml/2006/main" noChangeAspect="1"/>
             </wp:cNvGraphicFramePr>
@@ -2635,305 +2244,6 @@
                   <pic:spPr>
                     <a:xfrm>
                       <a:off x="0" y="0"/>
-                      <a:ext cx="5527241" cy="5727661"/>
-                    </a:xfrm>
-                    <a:prstGeom prst="rect">
-                      <a:avLst/>
-                    </a:prstGeom>
-                  </pic:spPr>
-                </pic:pic>
-              </a:graphicData>
-            </a:graphic>
-          </wp:inline>
-        </w:drawing>
-      </w:r>
-    </w:p>
-    <w:p>
-      <w:pPr>
-        <w:ind w:firstLine="0"/>
-        <w:jc w:val="center"/>
-        <w:rPr>
-          <w:sz w:val="24"/>
-          <w:szCs w:val="20"/>
-        </w:rPr>
-      </w:pPr>
-      <w:r>
-        <w:rPr>
-          <w:sz w:val="24"/>
-          <w:szCs w:val="20"/>
-        </w:rPr>
-        <w:t>Рисунок 7 – скрипт для выполнения задания</w:t>
-      </w:r>
-    </w:p>
-    <w:p>
-      <w:pPr>
-        <w:ind w:firstLine="0"/>
-        <w:jc w:val="center"/>
-        <w:rPr>
-          <w:sz w:val="24"/>
-          <w:szCs w:val="20"/>
-        </w:rPr>
-      </w:pPr>
-    </w:p>
-    <w:p>
-      <w:pPr>
-        <w:spacing w:line="360" w:lineRule="auto"/>
-        <w:ind w:firstLine="0"/>
-      </w:pPr>
-      <w:r>
-        <w:rPr>
-          <w:sz w:val="24"/>
-          <w:szCs w:val="20"/>
-        </w:rPr>
-        <w:tab/>
-      </w:r>
-      <w:r>
-        <w:t xml:space="preserve">После работы скрипта получился </w:t>
-      </w:r>
-      <w:r>
-        <w:rPr>
-          <w:lang w:val="en-US"/>
-        </w:rPr>
-        <w:t>csv</w:t>
-      </w:r>
-      <w:r>
-        <w:t xml:space="preserve"> файл, содержащий время измерения запросов. Содержимое данного файла прилагается на рисунке 8. </w:t>
-      </w:r>
-    </w:p>
-    <w:p>
-      <w:pPr>
-        <w:jc w:val="center"/>
-      </w:pPr>
-      <w:r>
-        <w:rPr>
-          <w:noProof/>
-        </w:rPr>
-        <w:lastRenderedPageBreak/>
-        <w:drawing>
-          <wp:inline distT="0" distB="0" distL="0" distR="0" wp14:anchorId="6C1D7AF9" wp14:editId="42038FB4">
-            <wp:extent cx="3419952" cy="6677957"/>
-            <wp:effectExtent l="0" t="0" r="9525" b="8890"/>
-            <wp:docPr id="9" name="Рисунок 9"/>
-            <wp:cNvGraphicFramePr>
-              <a:graphicFrameLocks xmlns:a="http://schemas.openxmlformats.org/drawingml/2006/main" noChangeAspect="1"/>
-            </wp:cNvGraphicFramePr>
-            <a:graphic xmlns:a="http://schemas.openxmlformats.org/drawingml/2006/main">
-              <a:graphicData uri="http://schemas.openxmlformats.org/drawingml/2006/picture">
-                <pic:pic xmlns:pic="http://schemas.openxmlformats.org/drawingml/2006/picture">
-                  <pic:nvPicPr>
-                    <pic:cNvPr id="1" name=""/>
-                    <pic:cNvPicPr/>
-                  </pic:nvPicPr>
-                  <pic:blipFill>
-                    <a:blip r:embed="rId16"/>
-                    <a:stretch>
-                      <a:fillRect/>
-                    </a:stretch>
-                  </pic:blipFill>
-                  <pic:spPr>
-                    <a:xfrm>
-                      <a:off x="0" y="0"/>
-                      <a:ext cx="3419952" cy="6677957"/>
-                    </a:xfrm>
-                    <a:prstGeom prst="rect">
-                      <a:avLst/>
-                    </a:prstGeom>
-                  </pic:spPr>
-                </pic:pic>
-              </a:graphicData>
-            </a:graphic>
-          </wp:inline>
-        </w:drawing>
-      </w:r>
-    </w:p>
-    <w:p>
-      <w:pPr>
-        <w:jc w:val="center"/>
-        <w:rPr>
-          <w:sz w:val="24"/>
-          <w:szCs w:val="20"/>
-        </w:rPr>
-      </w:pPr>
-      <w:r>
-        <w:rPr>
-          <w:sz w:val="24"/>
-          <w:szCs w:val="20"/>
-        </w:rPr>
-        <w:t xml:space="preserve">Рисунок 8 – </w:t>
-      </w:r>
-      <w:r>
-        <w:rPr>
-          <w:sz w:val="24"/>
-          <w:szCs w:val="20"/>
-        </w:rPr>
-        <w:t xml:space="preserve">содержимое </w:t>
-      </w:r>
-      <w:r>
-        <w:rPr>
-          <w:sz w:val="24"/>
-          <w:szCs w:val="20"/>
-          <w:lang w:val="en-US"/>
-        </w:rPr>
-        <w:t>insert</w:t>
-      </w:r>
-      <w:r>
-        <w:rPr>
-          <w:sz w:val="24"/>
-          <w:szCs w:val="20"/>
-        </w:rPr>
-        <w:t>_</w:t>
-      </w:r>
-      <w:r>
-        <w:rPr>
-          <w:sz w:val="24"/>
-          <w:szCs w:val="20"/>
-          <w:lang w:val="en-US"/>
-        </w:rPr>
-        <w:t>benchmark</w:t>
-      </w:r>
-      <w:r>
-        <w:rPr>
-          <w:sz w:val="24"/>
-          <w:szCs w:val="20"/>
-        </w:rPr>
-        <w:t>.</w:t>
-      </w:r>
-      <w:r>
-        <w:rPr>
-          <w:sz w:val="24"/>
-          <w:szCs w:val="20"/>
-          <w:lang w:val="en-US"/>
-        </w:rPr>
-        <w:t>csv</w:t>
-      </w:r>
-    </w:p>
-    <w:p>
-      <w:pPr>
-        <w:ind w:firstLine="0"/>
-      </w:pPr>
-    </w:p>
-    <w:p>
-      <w:pPr>
-        <w:spacing w:line="360" w:lineRule="auto"/>
-      </w:pPr>
-      <w:r>
-        <w:rPr>
-          <w:b/>
-          <w:bCs/>
-        </w:rPr>
-        <w:t xml:space="preserve">Пункт </w:t>
-      </w:r>
-      <w:r>
-        <w:rPr>
-          <w:b/>
-          <w:bCs/>
-          <w:lang w:val="en-US"/>
-        </w:rPr>
-        <w:t>c</w:t>
-      </w:r>
-      <w:r>
-        <w:t xml:space="preserve">. </w:t>
-      </w:r>
-      <w:r>
-        <w:t xml:space="preserve">Изменения </w:t>
-      </w:r>
-      <w:r>
-        <w:rPr>
-          <w:lang w:val="en-US"/>
-        </w:rPr>
-        <w:t>t</w:t>
-      </w:r>
-      <w:r>
-        <w:rPr>
-          <w:vertAlign w:val="subscript"/>
-        </w:rPr>
-        <w:t>1</w:t>
-      </w:r>
-      <w:r>
-        <w:t xml:space="preserve"> </w:t>
-      </w:r>
-      <w:r>
-        <w:t xml:space="preserve">и </w:t>
-      </w:r>
-      <w:r>
-        <w:rPr>
-          <w:lang w:val="en-US"/>
-        </w:rPr>
-        <w:t>t</w:t>
-      </w:r>
-      <w:r>
-        <w:rPr>
-          <w:vertAlign w:val="subscript"/>
-        </w:rPr>
-        <w:t>2</w:t>
-      </w:r>
-      <w:r>
-        <w:t xml:space="preserve"> представить на графиках – объяснить их форму;</w:t>
-      </w:r>
-    </w:p>
-    <w:p>
-      <w:pPr>
-        <w:spacing w:line="360" w:lineRule="auto"/>
-      </w:pPr>
-      <w:r>
-        <w:t xml:space="preserve">Для выполнения данного задания использовалась библиотека </w:t>
-      </w:r>
-      <w:r>
-        <w:rPr>
-          <w:lang w:val="en-US"/>
-        </w:rPr>
-        <w:t>matplotlib</w:t>
-      </w:r>
-      <w:r>
-        <w:t xml:space="preserve">, которая позволяет строить графики функций в зависимости от данных. В моем случае все измерения были записаны в </w:t>
-      </w:r>
-      <w:r>
-        <w:rPr>
-          <w:lang w:val="en-US"/>
-        </w:rPr>
-        <w:t>csv</w:t>
-      </w:r>
-      <w:r>
-        <w:t xml:space="preserve"> файл, что позволяет измерить время выполнения программы. </w:t>
-      </w:r>
-      <w:r>
-        <w:t xml:space="preserve">Сниппет для выполнения данного задания представлен на рисунке 9. </w:t>
-      </w:r>
-    </w:p>
-    <w:p>
-      <w:pPr>
-        <w:spacing w:line="360" w:lineRule="auto"/>
-        <w:jc w:val="center"/>
-      </w:pPr>
-      <w:r>
-        <w:rPr>
-          <w:noProof/>
-        </w:rPr>
-        <w:lastRenderedPageBreak/>
-        <w:drawing>
-          <wp:inline distT="0" distB="0" distL="0" distR="0" wp14:anchorId="5512D219" wp14:editId="1661EF0E">
-            <wp:extent cx="5539740" cy="7469745"/>
-            <wp:effectExtent l="0" t="0" r="3810" b="0"/>
-            <wp:docPr id="11" name="Рисунок 11"/>
-            <wp:cNvGraphicFramePr>
-              <a:graphicFrameLocks xmlns:a="http://schemas.openxmlformats.org/drawingml/2006/main" noChangeAspect="1"/>
-            </wp:cNvGraphicFramePr>
-            <a:graphic xmlns:a="http://schemas.openxmlformats.org/drawingml/2006/main">
-              <a:graphicData uri="http://schemas.openxmlformats.org/drawingml/2006/picture">
-                <pic:pic xmlns:pic="http://schemas.openxmlformats.org/drawingml/2006/picture">
-                  <pic:nvPicPr>
-                    <pic:cNvPr id="1" name=""/>
-                    <pic:cNvPicPr/>
-                  </pic:nvPicPr>
-                  <pic:blipFill>
-                    <a:blip r:embed="rId17"/>
-                    <a:stretch>
-                      <a:fillRect/>
-                    </a:stretch>
-                  </pic:blipFill>
-                  <pic:spPr>
-                    <a:xfrm>
-                      <a:off x="0" y="0"/>
                       <a:ext cx="5541112" cy="7471595"/>
                     </a:xfrm>
                     <a:prstGeom prst="rect">
@@ -3001,7 +2311,7 @@
                     </pic:cNvPicPr>
                   </pic:nvPicPr>
                   <pic:blipFill>
-                    <a:blip r:embed="rId18">
+                    <a:blip r:embed="rId16">
                       <a:extLst>
                         <a:ext uri="{28A0092B-C50C-407E-A947-70E740481C1C}">
                           <a14:useLocalDpi xmlns:a14="http://schemas.microsoft.com/office/drawing/2010/main" val="0"/>
@@ -3122,7 +2432,7 @@
                     </pic:cNvPicPr>
                   </pic:nvPicPr>
                   <pic:blipFill>
-                    <a:blip r:embed="rId19">
+                    <a:blip r:embed="rId17">
                       <a:extLst>
                         <a:ext uri="{28A0092B-C50C-407E-A947-70E740481C1C}">
                           <a14:useLocalDpi xmlns:a14="http://schemas.microsoft.com/office/drawing/2010/main" val="0"/>
@@ -3241,7 +2551,23 @@
           <w:lang w:eastAsia="ru-RU"/>
         </w:rPr>
         <w:lastRenderedPageBreak/>
-        <w:t>Блокировки: если несколько вставок пытаются модифицировать одну и ту же таблицу или строки, PostgreSQL может блокировать некоторые запросы, пока другие завершаются. Это вызывает "простой" и увеличивает время выполнения.</w:t>
+        <w:t xml:space="preserve">Блокировки: если несколько вставок пытаются модифицировать одну и ту же таблицу или строки, </w:t>
+      </w:r>
+      <w:proofErr w:type="spellStart"/>
+      <w:r>
+        <w:rPr>
+          <w:szCs w:val="28"/>
+          <w:lang w:eastAsia="ru-RU"/>
+        </w:rPr>
+        <w:t>PostgreSQL</w:t>
+      </w:r>
+      <w:proofErr w:type="spellEnd"/>
+      <w:r>
+        <w:rPr>
+          <w:szCs w:val="28"/>
+          <w:lang w:eastAsia="ru-RU"/>
+        </w:rPr>
+        <w:t xml:space="preserve"> может блокировать некоторые запросы, пока другие завершаются. Это вызывает "простой" и увеличивает время выполнения.</w:t>
       </w:r>
     </w:p>
     <w:p>
@@ -3259,26 +2585,51 @@
           <w:lang w:eastAsia="ru-RU"/>
         </w:rPr>
       </w:pPr>
+      <w:proofErr w:type="spellStart"/>
       <w:r>
         <w:rPr>
           <w:szCs w:val="28"/>
           <w:lang w:eastAsia="ru-RU"/>
         </w:rPr>
-        <w:t xml:space="preserve">Contention на ресурсы: </w:t>
-      </w:r>
+        <w:t>Contention</w:t>
+      </w:r>
+      <w:proofErr w:type="spellEnd"/>
       <w:r>
         <w:rPr>
           <w:szCs w:val="28"/>
           <w:lang w:eastAsia="ru-RU"/>
         </w:rPr>
-        <w:t>п</w:t>
+        <w:t xml:space="preserve"> на ресурсы: </w:t>
       </w:r>
       <w:r>
         <w:rPr>
           <w:szCs w:val="28"/>
           <w:lang w:eastAsia="ru-RU"/>
         </w:rPr>
-        <w:t>араллельные запросы конкурируют за CPU, память и I/O дисков. Это особенно заметно на слабых машинах или в Docker-контейнерах с ограниченными ресурсами.</w:t>
+        <w:t>п</w:t>
+      </w:r>
+      <w:r>
+        <w:rPr>
+          <w:szCs w:val="28"/>
+          <w:lang w:eastAsia="ru-RU"/>
+        </w:rPr>
+        <w:t xml:space="preserve">араллельные запросы конкурируют за CPU, память и I/O дисков. Это особенно заметно на слабых машинах или в </w:t>
+      </w:r>
+      <w:proofErr w:type="spellStart"/>
+      <w:r>
+        <w:rPr>
+          <w:szCs w:val="28"/>
+          <w:lang w:eastAsia="ru-RU"/>
+        </w:rPr>
+        <w:t>Docker</w:t>
+      </w:r>
+      <w:proofErr w:type="spellEnd"/>
+      <w:r>
+        <w:rPr>
+          <w:szCs w:val="28"/>
+          <w:lang w:eastAsia="ru-RU"/>
+        </w:rPr>
+        <w:t>-контейнерах с ограниченными ресурсами.</w:t>
       </w:r>
     </w:p>
     <w:p>
@@ -3388,7 +2739,15 @@
         <w:t>Python</w:t>
       </w:r>
       <w:r>
-        <w:t xml:space="preserve">. Сниппет данной программы представлен на рисунке 12. </w:t>
+        <w:t xml:space="preserve">. </w:t>
+      </w:r>
+      <w:proofErr w:type="spellStart"/>
+      <w:r>
+        <w:t>Сниппет</w:t>
+      </w:r>
+      <w:proofErr w:type="spellEnd"/>
+      <w:r>
+        <w:t xml:space="preserve"> данной программы представлен на рисунке 12. </w:t>
       </w:r>
     </w:p>
     <w:p>
@@ -3420,7 +2779,7 @@
                     <pic:cNvPicPr/>
                   </pic:nvPicPr>
                   <pic:blipFill>
-                    <a:blip r:embed="rId20"/>
+                    <a:blip r:embed="rId18"/>
                     <a:stretch>
                       <a:fillRect/>
                     </a:stretch>
@@ -3498,7 +2857,7 @@
                     </pic:cNvPicPr>
                   </pic:nvPicPr>
                   <pic:blipFill>
-                    <a:blip r:embed="rId21">
+                    <a:blip r:embed="rId19">
                       <a:extLst>
                         <a:ext uri="{28A0092B-C50C-407E-A947-70E740481C1C}">
                           <a14:useLocalDpi xmlns:a14="http://schemas.microsoft.com/office/drawing/2010/main" val="0"/>
@@ -3583,12 +2942,15 @@
       <w:r>
         <w:t xml:space="preserve">Создать в таблице </w:t>
       </w:r>
+      <w:proofErr w:type="spellStart"/>
+      <w:proofErr w:type="gramStart"/>
       <w:r>
         <w:rPr>
           <w:lang w:val="en-US"/>
         </w:rPr>
         <w:t>istudents</w:t>
       </w:r>
+      <w:proofErr w:type="spellEnd"/>
       <w:r>
         <w:t>.</w:t>
       </w:r>
@@ -3598,6 +2960,7 @@
         </w:rPr>
         <w:t>mark</w:t>
       </w:r>
+      <w:proofErr w:type="gramEnd"/>
       <w:r>
         <w:t xml:space="preserve"> </w:t>
       </w:r>
@@ -3616,21 +2979,25 @@
       <w:r>
         <w:t xml:space="preserve"> и создать индекс для поля </w:t>
       </w:r>
+      <w:proofErr w:type="spellStart"/>
       <w:r>
         <w:rPr>
           <w:lang w:val="en-US"/>
         </w:rPr>
         <w:t>tmark</w:t>
       </w:r>
+      <w:proofErr w:type="spellEnd"/>
       <w:r>
         <w:t>_</w:t>
       </w:r>
+      <w:proofErr w:type="spellStart"/>
       <w:r>
         <w:rPr>
           <w:lang w:val="en-US"/>
         </w:rPr>
         <w:t>fk</w:t>
       </w:r>
+      <w:proofErr w:type="spellEnd"/>
       <w:r>
         <w:t xml:space="preserve">. </w:t>
       </w:r>
@@ -3681,6 +3048,271 @@
             <wp:extent cx="5196840" cy="1194295"/>
             <wp:effectExtent l="0" t="0" r="3810" b="6350"/>
             <wp:docPr id="16" name="Рисунок 16"/>
+            <wp:cNvGraphicFramePr>
+              <a:graphicFrameLocks xmlns:a="http://schemas.openxmlformats.org/drawingml/2006/main" noChangeAspect="1"/>
+            </wp:cNvGraphicFramePr>
+            <a:graphic xmlns:a="http://schemas.openxmlformats.org/drawingml/2006/main">
+              <a:graphicData uri="http://schemas.openxmlformats.org/drawingml/2006/picture">
+                <pic:pic xmlns:pic="http://schemas.openxmlformats.org/drawingml/2006/picture">
+                  <pic:nvPicPr>
+                    <pic:cNvPr id="1" name=""/>
+                    <pic:cNvPicPr/>
+                  </pic:nvPicPr>
+                  <pic:blipFill>
+                    <a:blip r:embed="rId20"/>
+                    <a:stretch>
+                      <a:fillRect/>
+                    </a:stretch>
+                  </pic:blipFill>
+                  <pic:spPr>
+                    <a:xfrm>
+                      <a:off x="0" y="0"/>
+                      <a:ext cx="5230686" cy="1202073"/>
+                    </a:xfrm>
+                    <a:prstGeom prst="rect">
+                      <a:avLst/>
+                    </a:prstGeom>
+                  </pic:spPr>
+                </pic:pic>
+              </a:graphicData>
+            </a:graphic>
+          </wp:inline>
+        </w:drawing>
+      </w:r>
+    </w:p>
+    <w:p>
+      <w:pPr>
+        <w:pStyle w:val="ad"/>
+        <w:jc w:val="center"/>
+        <w:rPr>
+          <w:sz w:val="24"/>
+          <w:szCs w:val="16"/>
+        </w:rPr>
+      </w:pPr>
+      <w:r>
+        <w:rPr>
+          <w:sz w:val="24"/>
+          <w:szCs w:val="16"/>
+        </w:rPr>
+        <w:t xml:space="preserve">Рисунок </w:t>
+      </w:r>
+      <w:r>
+        <w:rPr>
+          <w:sz w:val="24"/>
+          <w:szCs w:val="16"/>
+        </w:rPr>
+        <w:t>14</w:t>
+      </w:r>
+      <w:r>
+        <w:rPr>
+          <w:sz w:val="24"/>
+          <w:szCs w:val="16"/>
+        </w:rPr>
+        <w:t xml:space="preserve"> - создание первичного ключа и индекса для поля </w:t>
+      </w:r>
+      <w:proofErr w:type="spellStart"/>
+      <w:r>
+        <w:rPr>
+          <w:sz w:val="24"/>
+          <w:szCs w:val="16"/>
+          <w:lang w:val="en-US"/>
+        </w:rPr>
+        <w:t>tmark</w:t>
+      </w:r>
+      <w:proofErr w:type="spellEnd"/>
+      <w:r>
+        <w:rPr>
+          <w:sz w:val="24"/>
+          <w:szCs w:val="16"/>
+        </w:rPr>
+        <w:t>_</w:t>
+      </w:r>
+      <w:proofErr w:type="spellStart"/>
+      <w:r>
+        <w:rPr>
+          <w:sz w:val="24"/>
+          <w:szCs w:val="16"/>
+          <w:lang w:val="en-US"/>
+        </w:rPr>
+        <w:t>fk</w:t>
+      </w:r>
+      <w:proofErr w:type="spellEnd"/>
+      <w:r>
+        <w:rPr>
+          <w:sz w:val="24"/>
+          <w:szCs w:val="16"/>
+        </w:rPr>
+        <w:t xml:space="preserve"> таблица </w:t>
+      </w:r>
+      <w:r>
+        <w:rPr>
+          <w:sz w:val="24"/>
+          <w:szCs w:val="16"/>
+          <w:lang w:val="en-US"/>
+        </w:rPr>
+        <w:t>mark</w:t>
+      </w:r>
+    </w:p>
+    <w:p>
+      <w:pPr>
+        <w:ind w:firstLine="708"/>
+      </w:pPr>
+    </w:p>
+    <w:p>
+      <w:pPr>
+        <w:spacing w:line="360" w:lineRule="auto"/>
+        <w:ind w:firstLine="708"/>
+      </w:pPr>
+      <w:r>
+        <w:rPr>
+          <w:b/>
+          <w:bCs/>
+        </w:rPr>
+        <w:t>Задание 5</w:t>
+      </w:r>
+      <w:r>
+        <w:t xml:space="preserve">. </w:t>
+      </w:r>
+      <w:r>
+        <w:t>Повторить произведенные в п.3 замеры, построить графики, произвести статистическую оценку полученных данных. Как изменились временные показатели?</w:t>
+      </w:r>
+    </w:p>
+    <w:p>
+      <w:pPr>
+        <w:spacing w:line="360" w:lineRule="auto"/>
+        <w:ind w:firstLine="708"/>
+      </w:pPr>
+      <w:r>
+        <w:t xml:space="preserve">Для измерения производительности используется те же самые программы, которые были описаны в прошлых заданиях. Представлю ниже измерения, которые получились после того, как был добавлен индекс. На рисунке 15 представлен </w:t>
+      </w:r>
+      <w:r>
+        <w:rPr>
+          <w:lang w:val="en-US"/>
+        </w:rPr>
+        <w:t>csv</w:t>
+      </w:r>
+      <w:r>
+        <w:t xml:space="preserve"> файл, содержащий временные метки по выполнению </w:t>
+      </w:r>
+      <w:r>
+        <w:rPr>
+          <w:lang w:val="en-US"/>
+        </w:rPr>
+        <w:t>select</w:t>
+      </w:r>
+      <w:r>
+        <w:t xml:space="preserve"> запросов. </w:t>
+      </w:r>
+    </w:p>
+    <w:p>
+      <w:pPr>
+        <w:spacing w:line="360" w:lineRule="auto"/>
+        <w:ind w:firstLine="708"/>
+      </w:pPr>
+    </w:p>
+    <w:p>
+      <w:pPr>
+        <w:spacing w:line="360" w:lineRule="auto"/>
+        <w:ind w:firstLine="708"/>
+        <w:jc w:val="center"/>
+      </w:pPr>
+      <w:r>
+        <w:rPr>
+          <w:noProof/>
+        </w:rPr>
+        <w:drawing>
+          <wp:inline distT="0" distB="0" distL="0" distR="0" wp14:anchorId="4ECA8A7A" wp14:editId="6EFB3D91">
+            <wp:extent cx="2177423" cy="4411980"/>
+            <wp:effectExtent l="0" t="0" r="0" b="7620"/>
+            <wp:docPr id="17" name="Рисунок 17"/>
+            <wp:cNvGraphicFramePr>
+              <a:graphicFrameLocks xmlns:a="http://schemas.openxmlformats.org/drawingml/2006/main" noChangeAspect="1"/>
+            </wp:cNvGraphicFramePr>
+            <a:graphic xmlns:a="http://schemas.openxmlformats.org/drawingml/2006/main">
+              <a:graphicData uri="http://schemas.openxmlformats.org/drawingml/2006/picture">
+                <pic:pic xmlns:pic="http://schemas.openxmlformats.org/drawingml/2006/picture">
+                  <pic:nvPicPr>
+                    <pic:cNvPr id="1" name=""/>
+                    <pic:cNvPicPr/>
+                  </pic:nvPicPr>
+                  <pic:blipFill>
+                    <a:blip r:embed="rId21"/>
+                    <a:stretch>
+                      <a:fillRect/>
+                    </a:stretch>
+                  </pic:blipFill>
+                  <pic:spPr>
+                    <a:xfrm>
+                      <a:off x="0" y="0"/>
+                      <a:ext cx="2177423" cy="4411980"/>
+                    </a:xfrm>
+                    <a:prstGeom prst="rect">
+                      <a:avLst/>
+                    </a:prstGeom>
+                  </pic:spPr>
+                </pic:pic>
+              </a:graphicData>
+            </a:graphic>
+          </wp:inline>
+        </w:drawing>
+      </w:r>
+    </w:p>
+    <w:p>
+      <w:pPr>
+        <w:spacing w:line="360" w:lineRule="auto"/>
+        <w:ind w:firstLine="708"/>
+        <w:jc w:val="center"/>
+        <w:rPr>
+          <w:sz w:val="24"/>
+          <w:szCs w:val="20"/>
+        </w:rPr>
+      </w:pPr>
+      <w:r>
+        <w:rPr>
+          <w:sz w:val="24"/>
+          <w:szCs w:val="20"/>
+        </w:rPr>
+        <w:t xml:space="preserve">Рисунок 15 – результат </w:t>
+      </w:r>
+      <w:r>
+        <w:rPr>
+          <w:sz w:val="24"/>
+          <w:szCs w:val="20"/>
+        </w:rPr>
+        <w:t>тестов селективности с индексом</w:t>
+      </w:r>
+    </w:p>
+    <w:p>
+      <w:pPr>
+        <w:spacing w:line="360" w:lineRule="auto"/>
+        <w:ind w:firstLine="708"/>
+      </w:pPr>
+      <w:r>
+        <w:lastRenderedPageBreak/>
+        <w:t xml:space="preserve">Теперь посмотрим какие показатели получились для вставки, результаты тестов приложены на рисунке 16. </w:t>
+      </w:r>
+    </w:p>
+    <w:p>
+      <w:pPr>
+        <w:spacing w:line="360" w:lineRule="auto"/>
+        <w:ind w:firstLine="708"/>
+      </w:pPr>
+    </w:p>
+    <w:p>
+      <w:pPr>
+        <w:spacing w:line="360" w:lineRule="auto"/>
+        <w:ind w:firstLine="708"/>
+        <w:jc w:val="center"/>
+      </w:pPr>
+      <w:r>
+        <w:rPr>
+          <w:noProof/>
+        </w:rPr>
+        <w:drawing>
+          <wp:inline distT="0" distB="0" distL="0" distR="0" wp14:anchorId="11BE0619" wp14:editId="57CA4EEA">
+            <wp:extent cx="2306823" cy="5547360"/>
+            <wp:effectExtent l="0" t="0" r="0" b="0"/>
+            <wp:docPr id="18" name="Рисунок 18"/>
             <wp:cNvGraphicFramePr>
               <a:graphicFrameLocks xmlns:a="http://schemas.openxmlformats.org/drawingml/2006/main" noChangeAspect="1"/>
             </wp:cNvGraphicFramePr>
@@ -3700,267 +3332,6 @@
                   <pic:spPr>
                     <a:xfrm>
                       <a:off x="0" y="0"/>
-                      <a:ext cx="5230686" cy="1202073"/>
-                    </a:xfrm>
-                    <a:prstGeom prst="rect">
-                      <a:avLst/>
-                    </a:prstGeom>
-                  </pic:spPr>
-                </pic:pic>
-              </a:graphicData>
-            </a:graphic>
-          </wp:inline>
-        </w:drawing>
-      </w:r>
-    </w:p>
-    <w:p>
-      <w:pPr>
-        <w:pStyle w:val="ad"/>
-        <w:jc w:val="center"/>
-        <w:rPr>
-          <w:sz w:val="24"/>
-          <w:szCs w:val="16"/>
-        </w:rPr>
-      </w:pPr>
-      <w:r>
-        <w:rPr>
-          <w:sz w:val="24"/>
-          <w:szCs w:val="16"/>
-        </w:rPr>
-        <w:t xml:space="preserve">Рисунок </w:t>
-      </w:r>
-      <w:r>
-        <w:rPr>
-          <w:sz w:val="24"/>
-          <w:szCs w:val="16"/>
-        </w:rPr>
-        <w:t>14</w:t>
-      </w:r>
-      <w:r>
-        <w:rPr>
-          <w:sz w:val="24"/>
-          <w:szCs w:val="16"/>
-        </w:rPr>
-        <w:t xml:space="preserve"> - создание первичного ключа и индекса для поля </w:t>
-      </w:r>
-      <w:r>
-        <w:rPr>
-          <w:sz w:val="24"/>
-          <w:szCs w:val="16"/>
-          <w:lang w:val="en-US"/>
-        </w:rPr>
-        <w:t>tmark</w:t>
-      </w:r>
-      <w:r>
-        <w:rPr>
-          <w:sz w:val="24"/>
-          <w:szCs w:val="16"/>
-        </w:rPr>
-        <w:t>_</w:t>
-      </w:r>
-      <w:r>
-        <w:rPr>
-          <w:sz w:val="24"/>
-          <w:szCs w:val="16"/>
-          <w:lang w:val="en-US"/>
-        </w:rPr>
-        <w:t>fk</w:t>
-      </w:r>
-      <w:r>
-        <w:rPr>
-          <w:sz w:val="24"/>
-          <w:szCs w:val="16"/>
-        </w:rPr>
-        <w:t xml:space="preserve"> таблица </w:t>
-      </w:r>
-      <w:r>
-        <w:rPr>
-          <w:sz w:val="24"/>
-          <w:szCs w:val="16"/>
-          <w:lang w:val="en-US"/>
-        </w:rPr>
-        <w:t>mark</w:t>
-      </w:r>
-    </w:p>
-    <w:p>
-      <w:pPr>
-        <w:ind w:firstLine="708"/>
-      </w:pPr>
-    </w:p>
-    <w:p>
-      <w:pPr>
-        <w:spacing w:line="360" w:lineRule="auto"/>
-        <w:ind w:firstLine="708"/>
-      </w:pPr>
-      <w:r>
-        <w:rPr>
-          <w:b/>
-          <w:bCs/>
-        </w:rPr>
-        <w:t>Задание 5</w:t>
-      </w:r>
-      <w:r>
-        <w:t xml:space="preserve">. </w:t>
-      </w:r>
-      <w:r>
-        <w:t>Повторить произведенные в п.3 замеры, построить графики, произвести статистическую оценку полученных данных. Как изменились временные показатели?</w:t>
-      </w:r>
-    </w:p>
-    <w:p>
-      <w:pPr>
-        <w:spacing w:line="360" w:lineRule="auto"/>
-        <w:ind w:firstLine="708"/>
-      </w:pPr>
-      <w:r>
-        <w:t xml:space="preserve">Для измерения производительности используется те же самые программы, которые были описаны в прошлых заданиях. Представлю ниже измерения, которые получились после того, как был добавлен индекс. На рисунке 15 представлен </w:t>
-      </w:r>
-      <w:r>
-        <w:rPr>
-          <w:lang w:val="en-US"/>
-        </w:rPr>
-        <w:t>csv</w:t>
-      </w:r>
-      <w:r>
-        <w:t xml:space="preserve"> файл, содержащий временные метки по выполнению </w:t>
-      </w:r>
-      <w:r>
-        <w:rPr>
-          <w:lang w:val="en-US"/>
-        </w:rPr>
-        <w:t>select</w:t>
-      </w:r>
-      <w:r>
-        <w:t xml:space="preserve"> запросов. </w:t>
-      </w:r>
-    </w:p>
-    <w:p>
-      <w:pPr>
-        <w:spacing w:line="360" w:lineRule="auto"/>
-        <w:ind w:firstLine="708"/>
-      </w:pPr>
-    </w:p>
-    <w:p>
-      <w:pPr>
-        <w:spacing w:line="360" w:lineRule="auto"/>
-        <w:ind w:firstLine="708"/>
-        <w:jc w:val="center"/>
-      </w:pPr>
-      <w:r>
-        <w:rPr>
-          <w:noProof/>
-        </w:rPr>
-        <w:drawing>
-          <wp:inline distT="0" distB="0" distL="0" distR="0" wp14:anchorId="4ECA8A7A" wp14:editId="6EFB3D91">
-            <wp:extent cx="2177423" cy="4411980"/>
-            <wp:effectExtent l="0" t="0" r="0" b="7620"/>
-            <wp:docPr id="17" name="Рисунок 17"/>
-            <wp:cNvGraphicFramePr>
-              <a:graphicFrameLocks xmlns:a="http://schemas.openxmlformats.org/drawingml/2006/main" noChangeAspect="1"/>
-            </wp:cNvGraphicFramePr>
-            <a:graphic xmlns:a="http://schemas.openxmlformats.org/drawingml/2006/main">
-              <a:graphicData uri="http://schemas.openxmlformats.org/drawingml/2006/picture">
-                <pic:pic xmlns:pic="http://schemas.openxmlformats.org/drawingml/2006/picture">
-                  <pic:nvPicPr>
-                    <pic:cNvPr id="1" name=""/>
-                    <pic:cNvPicPr/>
-                  </pic:nvPicPr>
-                  <pic:blipFill>
-                    <a:blip r:embed="rId23"/>
-                    <a:stretch>
-                      <a:fillRect/>
-                    </a:stretch>
-                  </pic:blipFill>
-                  <pic:spPr>
-                    <a:xfrm>
-                      <a:off x="0" y="0"/>
-                      <a:ext cx="2177423" cy="4411980"/>
-                    </a:xfrm>
-                    <a:prstGeom prst="rect">
-                      <a:avLst/>
-                    </a:prstGeom>
-                  </pic:spPr>
-                </pic:pic>
-              </a:graphicData>
-            </a:graphic>
-          </wp:inline>
-        </w:drawing>
-      </w:r>
-    </w:p>
-    <w:p>
-      <w:pPr>
-        <w:spacing w:line="360" w:lineRule="auto"/>
-        <w:ind w:firstLine="708"/>
-        <w:jc w:val="center"/>
-        <w:rPr>
-          <w:sz w:val="24"/>
-          <w:szCs w:val="20"/>
-        </w:rPr>
-      </w:pPr>
-      <w:r>
-        <w:rPr>
-          <w:sz w:val="24"/>
-          <w:szCs w:val="20"/>
-        </w:rPr>
-        <w:t xml:space="preserve">Рисунок 15 – результат </w:t>
-      </w:r>
-      <w:r>
-        <w:rPr>
-          <w:sz w:val="24"/>
-          <w:szCs w:val="20"/>
-        </w:rPr>
-        <w:t>тестов селективности с индексом</w:t>
-      </w:r>
-    </w:p>
-    <w:p>
-      <w:pPr>
-        <w:spacing w:line="360" w:lineRule="auto"/>
-        <w:ind w:firstLine="708"/>
-      </w:pPr>
-      <w:r>
-        <w:lastRenderedPageBreak/>
-        <w:t xml:space="preserve">Теперь посмотрим какие показатели получились для вставки, результаты тестов приложены на рисунке 16. </w:t>
-      </w:r>
-    </w:p>
-    <w:p>
-      <w:pPr>
-        <w:spacing w:line="360" w:lineRule="auto"/>
-        <w:ind w:firstLine="708"/>
-      </w:pPr>
-    </w:p>
-    <w:p>
-      <w:pPr>
-        <w:spacing w:line="360" w:lineRule="auto"/>
-        <w:ind w:firstLine="708"/>
-        <w:jc w:val="center"/>
-      </w:pPr>
-      <w:r>
-        <w:rPr>
-          <w:noProof/>
-        </w:rPr>
-        <w:drawing>
-          <wp:inline distT="0" distB="0" distL="0" distR="0" wp14:anchorId="11BE0619" wp14:editId="57CA4EEA">
-            <wp:extent cx="2306823" cy="5547360"/>
-            <wp:effectExtent l="0" t="0" r="0" b="0"/>
-            <wp:docPr id="18" name="Рисунок 18"/>
-            <wp:cNvGraphicFramePr>
-              <a:graphicFrameLocks xmlns:a="http://schemas.openxmlformats.org/drawingml/2006/main" noChangeAspect="1"/>
-            </wp:cNvGraphicFramePr>
-            <a:graphic xmlns:a="http://schemas.openxmlformats.org/drawingml/2006/main">
-              <a:graphicData uri="http://schemas.openxmlformats.org/drawingml/2006/picture">
-                <pic:pic xmlns:pic="http://schemas.openxmlformats.org/drawingml/2006/picture">
-                  <pic:nvPicPr>
-                    <pic:cNvPr id="1" name=""/>
-                    <pic:cNvPicPr/>
-                  </pic:nvPicPr>
-                  <pic:blipFill>
-                    <a:blip r:embed="rId24"/>
-                    <a:stretch>
-                      <a:fillRect/>
-                    </a:stretch>
-                  </pic:blipFill>
-                  <pic:spPr>
-                    <a:xfrm>
-                      <a:off x="0" y="0"/>
                       <a:ext cx="2309433" cy="5553635"/>
                     </a:xfrm>
                     <a:prstGeom prst="rect">
@@ -4036,7 +3407,7 @@
                     </pic:cNvPicPr>
                   </pic:nvPicPr>
                   <pic:blipFill>
-                    <a:blip r:embed="rId25">
+                    <a:blip r:embed="rId23">
                       <a:extLst>
                         <a:ext uri="{28A0092B-C50C-407E-A947-70E740481C1C}">
                           <a14:useLocalDpi xmlns:a14="http://schemas.microsoft.com/office/drawing/2010/main" val="0"/>
@@ -4135,7 +3506,7 @@
                     </pic:cNvPicPr>
                   </pic:nvPicPr>
                   <pic:blipFill>
-                    <a:blip r:embed="rId26">
+                    <a:blip r:embed="rId24">
                       <a:extLst>
                         <a:ext uri="{28A0092B-C50C-407E-A947-70E740481C1C}">
                           <a14:useLocalDpi xmlns:a14="http://schemas.microsoft.com/office/drawing/2010/main" val="0"/>
@@ -4241,7 +3612,7 @@
                     </pic:cNvPicPr>
                   </pic:nvPicPr>
                   <pic:blipFill>
-                    <a:blip r:embed="rId27">
+                    <a:blip r:embed="rId25">
                       <a:extLst>
                         <a:ext uri="{28A0092B-C50C-407E-A947-70E740481C1C}">
                           <a14:useLocalDpi xmlns:a14="http://schemas.microsoft.com/office/drawing/2010/main" val="0"/>
@@ -4329,7 +3700,7 @@
                     </pic:cNvPicPr>
                   </pic:nvPicPr>
                   <pic:blipFill>
-                    <a:blip r:embed="rId28">
+                    <a:blip r:embed="rId26">
                       <a:extLst>
                         <a:ext uri="{28A0092B-C50C-407E-A947-70E740481C1C}">
                           <a14:useLocalDpi xmlns:a14="http://schemas.microsoft.com/office/drawing/2010/main" val="0"/>
@@ -4396,12 +3767,14 @@
       <w:r>
         <w:t xml:space="preserve">Написать приложение, которое для каждого значения атрибута «год действия плана» (атрибут </w:t>
       </w:r>
+      <w:proofErr w:type="spellStart"/>
       <w:r>
         <w:rPr>
           <w:lang w:val="en-US"/>
         </w:rPr>
         <w:t>plyear</w:t>
       </w:r>
+      <w:proofErr w:type="spellEnd"/>
       <w:r>
         <w:t xml:space="preserve"> </w:t>
       </w:r>
@@ -4429,12 +3802,14 @@
       <w:r>
         <w:t>(</w:t>
       </w:r>
+      <w:proofErr w:type="spellStart"/>
       <w:r>
         <w:rPr>
           <w:lang w:val="en-US"/>
         </w:rPr>
         <w:t>bal</w:t>
       </w:r>
+      <w:proofErr w:type="spellEnd"/>
       <w:r>
         <w:t>&gt;</w:t>
       </w:r>
@@ -4447,12 +3822,14 @@
       <w:r>
         <w:t xml:space="preserve">Выбор всех возможных значений атрибута </w:t>
       </w:r>
+      <w:proofErr w:type="spellStart"/>
       <w:r>
         <w:rPr>
           <w:lang w:val="en-US"/>
         </w:rPr>
         <w:t>plyear</w:t>
       </w:r>
+      <w:proofErr w:type="spellEnd"/>
       <w:r>
         <w:t xml:space="preserve"> </w:t>
       </w:r>
@@ -4477,12 +3854,14 @@
       <w:r>
         <w:t xml:space="preserve"> </w:t>
       </w:r>
+      <w:proofErr w:type="spellStart"/>
       <w:r>
         <w:rPr>
           <w:lang w:val="en-US"/>
         </w:rPr>
         <w:t>plyear</w:t>
       </w:r>
+      <w:proofErr w:type="spellEnd"/>
       <w:r>
         <w:t xml:space="preserve"> </w:t>
       </w:r>
@@ -4495,12 +3874,14 @@
       <w:r>
         <w:t xml:space="preserve"> </w:t>
       </w:r>
+      <w:proofErr w:type="spellStart"/>
       <w:r>
         <w:rPr>
           <w:lang w:val="en-US"/>
         </w:rPr>
         <w:t>istudents</w:t>
       </w:r>
+      <w:proofErr w:type="spellEnd"/>
       <w:r>
         <w:t>.</w:t>
       </w:r>
@@ -4520,14 +3901,24 @@
         <w:t xml:space="preserve"> </w:t>
       </w:r>
       <w:r>
-        <w:t xml:space="preserve">Организовать цикл по результатам запроса в п.а и для каждого значения </w:t>
-      </w:r>
+        <w:t xml:space="preserve">Организовать цикл по результатам запроса в </w:t>
+      </w:r>
+      <w:proofErr w:type="spellStart"/>
+      <w:r>
+        <w:t>п.а</w:t>
+      </w:r>
+      <w:proofErr w:type="spellEnd"/>
+      <w:r>
+        <w:t xml:space="preserve"> и для каждого значения </w:t>
+      </w:r>
+      <w:proofErr w:type="spellStart"/>
       <w:r>
         <w:rPr>
           <w:lang w:val="en-US"/>
         </w:rPr>
         <w:t>plyear</w:t>
       </w:r>
+      <w:proofErr w:type="spellEnd"/>
       <w:r>
         <w:t xml:space="preserve"> </w:t>
       </w:r>
@@ -4570,12 +3961,14 @@
       <w:r>
         <w:t xml:space="preserve"> </w:t>
       </w:r>
+      <w:proofErr w:type="spellStart"/>
       <w:r>
         <w:rPr>
           <w:lang w:val="en-US"/>
         </w:rPr>
         <w:t>istudents</w:t>
       </w:r>
+      <w:proofErr w:type="spellEnd"/>
       <w:r>
         <w:t>.</w:t>
       </w:r>
@@ -4597,12 +3990,14 @@
       <w:r>
         <w:t xml:space="preserve"> </w:t>
       </w:r>
+      <w:proofErr w:type="spellStart"/>
       <w:r>
         <w:rPr>
           <w:lang w:val="en-US"/>
         </w:rPr>
         <w:t>bal</w:t>
       </w:r>
+      <w:proofErr w:type="spellEnd"/>
       <w:r>
         <w:t xml:space="preserve"> &gt; 40 </w:t>
       </w:r>
@@ -4615,12 +4010,14 @@
       <w:r>
         <w:t xml:space="preserve"> </w:t>
       </w:r>
+      <w:proofErr w:type="spellStart"/>
       <w:r>
         <w:rPr>
           <w:lang w:val="en-US"/>
         </w:rPr>
         <w:t>plyear</w:t>
       </w:r>
+      <w:proofErr w:type="spellEnd"/>
       <w:r>
         <w:t xml:space="preserve"> = 1)</w:t>
       </w:r>
@@ -4633,12 +4030,14 @@
       <w:r>
         <w:t xml:space="preserve">Вывести полученные данные (по каждому значению </w:t>
       </w:r>
+      <w:proofErr w:type="spellStart"/>
       <w:r>
         <w:rPr>
           <w:lang w:val="en-US"/>
         </w:rPr>
         <w:t>plyear</w:t>
       </w:r>
+      <w:proofErr w:type="spellEnd"/>
       <w:r>
         <w:t>) пользователю, вывести время, за которое значения были получены.</w:t>
       </w:r>
@@ -4664,21 +4063,25 @@
       <w:r>
         <w:t xml:space="preserve">: </w:t>
       </w:r>
+      <w:proofErr w:type="spellStart"/>
       <w:r>
         <w:rPr>
           <w:lang w:val="en-US"/>
         </w:rPr>
         <w:t>sqlalchemy</w:t>
       </w:r>
+      <w:proofErr w:type="spellEnd"/>
       <w:r>
         <w:t xml:space="preserve">, </w:t>
       </w:r>
+      <w:proofErr w:type="spellStart"/>
       <w:r>
         <w:rPr>
           <w:lang w:val="en-US"/>
         </w:rPr>
         <w:t>asyncpg</w:t>
       </w:r>
+      <w:proofErr w:type="spellEnd"/>
       <w:r>
         <w:t xml:space="preserve">, </w:t>
       </w:r>
@@ -4691,12 +4094,14 @@
       <w:r>
         <w:t xml:space="preserve">, </w:t>
       </w:r>
+      <w:proofErr w:type="spellStart"/>
       <w:r>
         <w:rPr>
           <w:lang w:val="en-US"/>
         </w:rPr>
         <w:t>numpy</w:t>
       </w:r>
+      <w:proofErr w:type="spellEnd"/>
       <w:r>
         <w:t xml:space="preserve">. </w:t>
       </w:r>
@@ -4736,7 +4141,7 @@
                     <pic:cNvPicPr/>
                   </pic:nvPicPr>
                   <pic:blipFill>
-                    <a:blip r:embed="rId29"/>
+                    <a:blip r:embed="rId27"/>
                     <a:stretch>
                       <a:fillRect/>
                     </a:stretch>
@@ -4818,7 +4223,7 @@
                     </pic:cNvPicPr>
                   </pic:nvPicPr>
                   <pic:blipFill>
-                    <a:blip r:embed="rId30">
+                    <a:blip r:embed="rId28">
                       <a:extLst>
                         <a:ext uri="{28A0092B-C50C-407E-A947-70E740481C1C}">
                           <a14:useLocalDpi xmlns:a14="http://schemas.microsoft.com/office/drawing/2010/main" val="0"/>
@@ -4884,12 +4289,14 @@
       <w:r>
         <w:t xml:space="preserve">Создать индекс по полю </w:t>
       </w:r>
+      <w:proofErr w:type="spellStart"/>
       <w:r>
         <w:rPr>
           <w:lang w:val="en-US"/>
         </w:rPr>
         <w:t>plyear</w:t>
       </w:r>
+      <w:proofErr w:type="spellEnd"/>
       <w:r>
         <w:t xml:space="preserve"> </w:t>
       </w:r>
@@ -4956,7 +4363,7 @@
                     <pic:cNvPicPr/>
                   </pic:nvPicPr>
                   <pic:blipFill>
-                    <a:blip r:embed="rId31"/>
+                    <a:blip r:embed="rId29"/>
                     <a:stretch>
                       <a:fillRect/>
                     </a:stretch>
@@ -5007,6 +4414,7 @@
         </w:rPr>
         <w:t xml:space="preserve"> - запрос на создание индекса по полю </w:t>
       </w:r>
+      <w:proofErr w:type="spellStart"/>
       <w:r>
         <w:rPr>
           <w:sz w:val="24"/>
@@ -5015,6 +4423,7 @@
         </w:rPr>
         <w:t>plyear</w:t>
       </w:r>
+      <w:proofErr w:type="spellEnd"/>
     </w:p>
     <w:p/>
     <w:p>
@@ -5056,7 +4465,7 @@
                     </pic:cNvPicPr>
                   </pic:nvPicPr>
                   <pic:blipFill>
-                    <a:blip r:embed="rId32">
+                    <a:blip r:embed="rId30">
                       <a:extLst>
                         <a:ext uri="{28A0092B-C50C-407E-A947-70E740481C1C}">
                           <a14:useLocalDpi xmlns:a14="http://schemas.microsoft.com/office/drawing/2010/main" val="0"/>
@@ -5115,7 +4524,15 @@
       </w:pPr>
       <w:r>
         <w:lastRenderedPageBreak/>
-        <w:t xml:space="preserve">Можно замтетить, что среднее время запроса уменьшилось в несколько раз, что говорит о том, что применение индексов очень важно для повышения производительности системы. </w:t>
+        <w:t xml:space="preserve">Можно </w:t>
+      </w:r>
+      <w:proofErr w:type="spellStart"/>
+      <w:r>
+        <w:t>замтетить</w:t>
+      </w:r>
+      <w:proofErr w:type="spellEnd"/>
+      <w:r>
+        <w:t xml:space="preserve">, что среднее время запроса уменьшилось в несколько раз, что говорит о том, что применение индексов очень важно для повышения производительности системы. </w:t>
       </w:r>
     </w:p>
     <w:p>
@@ -5141,12 +4558,14 @@
       <w:r>
         <w:t xml:space="preserve">Написать приложение, которое для каждого значения атрибута «год действия плана» (атрибут </w:t>
       </w:r>
+      <w:proofErr w:type="spellStart"/>
       <w:r>
         <w:rPr>
           <w:lang w:val="en-US"/>
         </w:rPr>
         <w:t>plyear</w:t>
       </w:r>
+      <w:proofErr w:type="spellEnd"/>
       <w:r>
         <w:t xml:space="preserve"> </w:t>
       </w:r>
@@ -5163,17 +4582,27 @@
         <w:t>)</w:t>
       </w:r>
       <w:r>
-        <w:t xml:space="preserve"> считает количество положительных оценок в таблице (положительными считаются оценки у которых </w:t>
+        <w:t xml:space="preserve"> считает количество положительных оценок в таблице (положительными считаются </w:t>
+      </w:r>
+      <w:proofErr w:type="gramStart"/>
+      <w:r>
+        <w:t>оценки</w:t>
+      </w:r>
+      <w:proofErr w:type="gramEnd"/>
+      <w:r>
+        <w:t xml:space="preserve"> у которых </w:t>
       </w:r>
       <w:r>
         <w:t>(</w:t>
       </w:r>
+      <w:proofErr w:type="spellStart"/>
       <w:r>
         <w:rPr>
           <w:lang w:val="en-US"/>
         </w:rPr>
         <w:t>bal</w:t>
       </w:r>
+      <w:proofErr w:type="spellEnd"/>
       <w:r>
         <w:t>&gt;</w:t>
       </w:r>
@@ -5186,12 +4615,14 @@
       <w:r>
         <w:t xml:space="preserve">ыполнить запрос с группировкой по полю </w:t>
       </w:r>
+      <w:proofErr w:type="spellStart"/>
       <w:r>
         <w:rPr>
           <w:lang w:val="en-US"/>
         </w:rPr>
         <w:t>plyear</w:t>
       </w:r>
+      <w:proofErr w:type="spellEnd"/>
       <w:r>
         <w:t xml:space="preserve"> </w:t>
       </w:r>
@@ -5207,12 +4638,14 @@
       <w:r>
         <w:t xml:space="preserve"> </w:t>
       </w:r>
+      <w:proofErr w:type="spellStart"/>
       <w:r>
         <w:rPr>
           <w:lang w:val="en-US"/>
         </w:rPr>
         <w:t>plyear</w:t>
       </w:r>
+      <w:proofErr w:type="spellEnd"/>
       <w:r>
         <w:t xml:space="preserve">, </w:t>
       </w:r>
@@ -5243,12 +4676,15 @@
       <w:r>
         <w:t xml:space="preserve"> </w:t>
       </w:r>
+      <w:proofErr w:type="spellStart"/>
+      <w:proofErr w:type="gramStart"/>
       <w:r>
         <w:rPr>
           <w:lang w:val="en-US"/>
         </w:rPr>
         <w:t>istudents</w:t>
       </w:r>
+      <w:proofErr w:type="spellEnd"/>
       <w:r>
         <w:t>.</w:t>
       </w:r>
@@ -5258,6 +4694,7 @@
         </w:rPr>
         <w:t>mark</w:t>
       </w:r>
+      <w:proofErr w:type="gramEnd"/>
       <w:r>
         <w:t xml:space="preserve"> </w:t>
       </w:r>
@@ -5270,12 +4707,14 @@
       <w:r>
         <w:t xml:space="preserve"> </w:t>
       </w:r>
+      <w:proofErr w:type="spellStart"/>
       <w:r>
         <w:rPr>
           <w:lang w:val="en-US"/>
         </w:rPr>
         <w:t>bal</w:t>
       </w:r>
+      <w:proofErr w:type="spellEnd"/>
       <w:r>
         <w:t>&gt;</w:t>
       </w:r>
@@ -5303,12 +4742,14 @@
       <w:r>
         <w:t xml:space="preserve"> </w:t>
       </w:r>
+      <w:proofErr w:type="spellStart"/>
       <w:r>
         <w:rPr>
           <w:lang w:val="en-US"/>
         </w:rPr>
         <w:t>plyear</w:t>
       </w:r>
+      <w:proofErr w:type="spellEnd"/>
       <w:r>
         <w:t>)</w:t>
       </w:r>
@@ -5342,30 +4783,36 @@
       <w:r>
         <w:t xml:space="preserve">: </w:t>
       </w:r>
+      <w:proofErr w:type="spellStart"/>
       <w:r>
         <w:rPr>
           <w:lang w:val="en-US"/>
         </w:rPr>
         <w:t>sqlalchemy</w:t>
       </w:r>
+      <w:proofErr w:type="spellEnd"/>
       <w:r>
         <w:t xml:space="preserve">, </w:t>
       </w:r>
+      <w:proofErr w:type="spellStart"/>
       <w:r>
         <w:rPr>
           <w:lang w:val="en-US"/>
         </w:rPr>
         <w:t>asyncpg</w:t>
       </w:r>
+      <w:proofErr w:type="spellEnd"/>
       <w:r>
         <w:t xml:space="preserve">, </w:t>
       </w:r>
+      <w:proofErr w:type="spellStart"/>
       <w:r>
         <w:rPr>
           <w:lang w:val="en-US"/>
         </w:rPr>
         <w:t>numpy</w:t>
       </w:r>
+      <w:proofErr w:type="spellEnd"/>
       <w:r>
         <w:t xml:space="preserve">, </w:t>
       </w:r>
@@ -5414,7 +4861,7 @@
                     <pic:cNvPicPr/>
                   </pic:nvPicPr>
                   <pic:blipFill>
-                    <a:blip r:embed="rId29"/>
+                    <a:blip r:embed="rId27"/>
                     <a:stretch>
                       <a:fillRect/>
                     </a:stretch>
@@ -5537,7 +4984,7 @@
                     </pic:cNvPicPr>
                   </pic:nvPicPr>
                   <pic:blipFill>
-                    <a:blip r:embed="rId33">
+                    <a:blip r:embed="rId31">
                       <a:extLst>
                         <a:ext uri="{28A0092B-C50C-407E-A947-70E740481C1C}">
                           <a14:useLocalDpi xmlns:a14="http://schemas.microsoft.com/office/drawing/2010/main" val="0"/>
@@ -5649,21 +5096,27 @@
       <w:r>
         <w:t xml:space="preserve">. Создать первичный ключ в таблице </w:t>
       </w:r>
+      <w:proofErr w:type="spellStart"/>
+      <w:proofErr w:type="gramStart"/>
       <w:r>
         <w:rPr>
           <w:lang w:val="en-US"/>
         </w:rPr>
         <w:t>istudents</w:t>
       </w:r>
+      <w:proofErr w:type="spellEnd"/>
       <w:r>
         <w:t>.</w:t>
       </w:r>
+      <w:proofErr w:type="spellStart"/>
       <w:r>
         <w:rPr>
           <w:lang w:val="en-US"/>
         </w:rPr>
         <w:t>studplan</w:t>
       </w:r>
+      <w:proofErr w:type="spellEnd"/>
+      <w:proofErr w:type="gramEnd"/>
       <w:r>
         <w:t xml:space="preserve">. </w:t>
       </w:r>
@@ -5716,7 +5169,7 @@
                     <pic:cNvPicPr/>
                   </pic:nvPicPr>
                   <pic:blipFill>
-                    <a:blip r:embed="rId34"/>
+                    <a:blip r:embed="rId32"/>
                     <a:stretch>
                       <a:fillRect/>
                     </a:stretch>
@@ -5753,6 +5206,7 @@
         </w:rPr>
         <w:t xml:space="preserve">Рисунок 27 – создание первичного ключа в </w:t>
       </w:r>
+      <w:proofErr w:type="spellStart"/>
       <w:r>
         <w:rPr>
           <w:sz w:val="24"/>
@@ -5761,6 +5215,7 @@
         </w:rPr>
         <w:t>studplan</w:t>
       </w:r>
+      <w:proofErr w:type="spellEnd"/>
     </w:p>
     <w:p>
       <w:pPr>
@@ -5780,12 +5235,15 @@
       <w:r>
         <w:t>Замерить время, требуемое для выполнение внутреннего объединения двух таблиц (</w:t>
       </w:r>
+      <w:proofErr w:type="spellStart"/>
+      <w:proofErr w:type="gramStart"/>
       <w:r>
         <w:rPr>
           <w:lang w:val="en-US"/>
         </w:rPr>
         <w:t>istudents</w:t>
       </w:r>
+      <w:proofErr w:type="spellEnd"/>
       <w:r>
         <w:t>.</w:t>
       </w:r>
@@ -5795,27 +5253,34 @@
         </w:rPr>
         <w:t>mark</w:t>
       </w:r>
+      <w:proofErr w:type="gramEnd"/>
       <w:r>
         <w:t xml:space="preserve"> </w:t>
       </w:r>
       <w:r>
         <w:t xml:space="preserve">и </w:t>
       </w:r>
+      <w:proofErr w:type="spellStart"/>
+      <w:proofErr w:type="gramStart"/>
       <w:r>
         <w:rPr>
           <w:lang w:val="en-US"/>
         </w:rPr>
         <w:t>istudents</w:t>
       </w:r>
+      <w:proofErr w:type="spellEnd"/>
       <w:r>
         <w:t>.</w:t>
       </w:r>
+      <w:proofErr w:type="spellStart"/>
       <w:r>
         <w:rPr>
           <w:lang w:val="en-US"/>
         </w:rPr>
         <w:t>studplan</w:t>
       </w:r>
+      <w:proofErr w:type="spellEnd"/>
+      <w:proofErr w:type="gramEnd"/>
       <w:r>
         <w:t>)</w:t>
       </w:r>
@@ -5823,7 +5288,15 @@
         <w:t xml:space="preserve"> </w:t>
       </w:r>
       <w:r>
-        <w:t xml:space="preserve">по условию объединения: mark </w:t>
+        <w:t xml:space="preserve">по условию объединения: </w:t>
+      </w:r>
+      <w:proofErr w:type="spellStart"/>
+      <w:r>
+        <w:t>mark</w:t>
+      </w:r>
+      <w:proofErr w:type="spellEnd"/>
+      <w:r>
+        <w:t xml:space="preserve"> </w:t>
       </w:r>
       <w:r>
         <w:rPr>
@@ -5841,11 +5314,16 @@
         <w:t>JOIN</w:t>
       </w:r>
       <w:r>
-        <w:t xml:space="preserve"> studplan</w:t>
-      </w:r>
-      <w:r>
         <w:t xml:space="preserve"> </w:t>
       </w:r>
+      <w:proofErr w:type="spellStart"/>
+      <w:r>
+        <w:t>studplan</w:t>
+      </w:r>
+      <w:proofErr w:type="spellEnd"/>
+      <w:r>
+        <w:t xml:space="preserve"> </w:t>
+      </w:r>
       <w:r>
         <w:rPr>
           <w:lang w:val="en-US"/>
@@ -5853,8 +5331,26 @@
         <w:t>on</w:t>
       </w:r>
       <w:r>
-        <w:t xml:space="preserve"> mark.studplan_fk = studplan</w:t>
-      </w:r>
+        <w:t xml:space="preserve"> </w:t>
+      </w:r>
+      <w:proofErr w:type="spellStart"/>
+      <w:proofErr w:type="gramStart"/>
+      <w:r>
+        <w:t>mark.studplan</w:t>
+      </w:r>
+      <w:proofErr w:type="gramEnd"/>
+      <w:r>
+        <w:t>_fk</w:t>
+      </w:r>
+      <w:proofErr w:type="spellEnd"/>
+      <w:r>
+        <w:t xml:space="preserve"> = </w:t>
+      </w:r>
+      <w:proofErr w:type="spellStart"/>
+      <w:r>
+        <w:t>studplan</w:t>
+      </w:r>
+      <w:proofErr w:type="spellEnd"/>
       <w:r>
         <w:t>.</w:t>
       </w:r>
@@ -5915,8 +5411,13 @@
       <w:r>
         <w:t xml:space="preserve"> </w:t>
       </w:r>
-      <w:r>
-        <w:t xml:space="preserve">mark </w:t>
+      <w:proofErr w:type="spellStart"/>
+      <w:r>
+        <w:t>mark</w:t>
+      </w:r>
+      <w:proofErr w:type="spellEnd"/>
+      <w:r>
+        <w:t xml:space="preserve"> </w:t>
       </w:r>
       <w:r>
         <w:rPr>
@@ -5934,11 +5435,16 @@
         <w:t>JOIN</w:t>
       </w:r>
       <w:r>
-        <w:t xml:space="preserve"> studplan</w:t>
-      </w:r>
-      <w:r>
         <w:t xml:space="preserve"> </w:t>
       </w:r>
+      <w:proofErr w:type="spellStart"/>
+      <w:r>
+        <w:t>studplan</w:t>
+      </w:r>
+      <w:proofErr w:type="spellEnd"/>
+      <w:r>
+        <w:t xml:space="preserve"> </w:t>
+      </w:r>
       <w:r>
         <w:rPr>
           <w:lang w:val="en-US"/>
@@ -5946,8 +5452,26 @@
         <w:t>on</w:t>
       </w:r>
       <w:r>
-        <w:t xml:space="preserve"> mark.studplan_fk = studplan</w:t>
-      </w:r>
+        <w:t xml:space="preserve"> </w:t>
+      </w:r>
+      <w:proofErr w:type="spellStart"/>
+      <w:proofErr w:type="gramStart"/>
+      <w:r>
+        <w:t>mark.studplan</w:t>
+      </w:r>
+      <w:proofErr w:type="gramEnd"/>
+      <w:r>
+        <w:t>_fk</w:t>
+      </w:r>
+      <w:proofErr w:type="spellEnd"/>
+      <w:r>
+        <w:t xml:space="preserve"> = </w:t>
+      </w:r>
+      <w:proofErr w:type="spellStart"/>
+      <w:r>
+        <w:t>studplan</w:t>
+      </w:r>
+      <w:proofErr w:type="spellEnd"/>
       <w:r>
         <w:t>.</w:t>
       </w:r>
@@ -6001,12 +5525,14 @@
       <w:r>
         <w:t xml:space="preserve">: </w:t>
       </w:r>
+      <w:proofErr w:type="spellStart"/>
       <w:r>
         <w:rPr>
           <w:lang w:val="en-US"/>
         </w:rPr>
         <w:t>numpy</w:t>
       </w:r>
+      <w:proofErr w:type="spellEnd"/>
       <w:r>
         <w:t xml:space="preserve">, </w:t>
       </w:r>
@@ -6019,21 +5545,25 @@
       <w:r>
         <w:t xml:space="preserve">, </w:t>
       </w:r>
+      <w:proofErr w:type="spellStart"/>
       <w:r>
         <w:rPr>
           <w:lang w:val="en-US"/>
         </w:rPr>
         <w:t>sqlalchemy</w:t>
       </w:r>
+      <w:proofErr w:type="spellEnd"/>
       <w:r>
         <w:t xml:space="preserve">, </w:t>
       </w:r>
+      <w:proofErr w:type="spellStart"/>
       <w:r>
         <w:rPr>
           <w:lang w:val="en-US"/>
         </w:rPr>
         <w:t>asyncpg</w:t>
       </w:r>
+      <w:proofErr w:type="spellEnd"/>
       <w:r>
         <w:t>.</w:t>
       </w:r>
@@ -6073,7 +5603,7 @@
                     </pic:cNvPicPr>
                   </pic:nvPicPr>
                   <pic:blipFill>
-                    <a:blip r:embed="rId35">
+                    <a:blip r:embed="rId33">
                       <a:extLst>
                         <a:ext uri="{28A0092B-C50C-407E-A947-70E740481C1C}">
                           <a14:useLocalDpi xmlns:a14="http://schemas.microsoft.com/office/drawing/2010/main" val="0"/>
@@ -6149,7 +5679,7 @@
                     </pic:cNvPicPr>
                   </pic:nvPicPr>
                   <pic:blipFill>
-                    <a:blip r:embed="rId36">
+                    <a:blip r:embed="rId34">
                       <a:extLst>
                         <a:ext uri="{28A0092B-C50C-407E-A947-70E740481C1C}">
                           <a14:useLocalDpi xmlns:a14="http://schemas.microsoft.com/office/drawing/2010/main" val="0"/>
@@ -6257,7 +5787,7 @@
                     </pic:cNvPicPr>
                   </pic:nvPicPr>
                   <pic:blipFill>
-                    <a:blip r:embed="rId37">
+                    <a:blip r:embed="rId35">
                       <a:extLst>
                         <a:ext uri="{28A0092B-C50C-407E-A947-70E740481C1C}">
                           <a14:useLocalDpi xmlns:a14="http://schemas.microsoft.com/office/drawing/2010/main" val="0"/>
@@ -6354,12 +5884,15 @@
       <w:r>
         <w:t xml:space="preserve"> </w:t>
       </w:r>
+      <w:proofErr w:type="spellStart"/>
+      <w:proofErr w:type="gramStart"/>
       <w:r>
         <w:rPr>
           <w:lang w:val="en-US"/>
         </w:rPr>
         <w:t>istudents</w:t>
       </w:r>
+      <w:proofErr w:type="spellEnd"/>
       <w:r>
         <w:t>.</w:t>
       </w:r>
@@ -6369,33 +5902,40 @@
         </w:rPr>
         <w:t>mark</w:t>
       </w:r>
+      <w:proofErr w:type="gramEnd"/>
       <w:r>
         <w:t xml:space="preserve"> (</w:t>
       </w:r>
+      <w:proofErr w:type="spellStart"/>
       <w:r>
         <w:rPr>
           <w:lang w:val="en-US"/>
         </w:rPr>
         <w:t>studplan</w:t>
       </w:r>
+      <w:proofErr w:type="spellEnd"/>
       <w:r>
         <w:t>_</w:t>
       </w:r>
+      <w:proofErr w:type="spellStart"/>
       <w:r>
         <w:rPr>
           <w:lang w:val="en-US"/>
         </w:rPr>
         <w:t>fk</w:t>
       </w:r>
+      <w:proofErr w:type="spellEnd"/>
       <w:r>
         <w:t xml:space="preserve"> -&gt; </w:t>
       </w:r>
+      <w:proofErr w:type="spellStart"/>
       <w:r>
         <w:rPr>
           <w:lang w:val="en-US"/>
         </w:rPr>
         <w:t>studplan</w:t>
       </w:r>
+      <w:proofErr w:type="spellEnd"/>
       <w:r>
         <w:t>.</w:t>
       </w:r>
@@ -6468,7 +6008,7 @@
                     <pic:cNvPicPr/>
                   </pic:nvPicPr>
                   <pic:blipFill>
-                    <a:blip r:embed="rId38"/>
+                    <a:blip r:embed="rId36"/>
                     <a:stretch>
                       <a:fillRect/>
                     </a:stretch>
@@ -6570,7 +6110,7 @@
                     </pic:cNvPicPr>
                   </pic:nvPicPr>
                   <pic:blipFill>
-                    <a:blip r:embed="rId39">
+                    <a:blip r:embed="rId37">
                       <a:extLst>
                         <a:ext uri="{28A0092B-C50C-407E-A947-70E740481C1C}">
                           <a14:useLocalDpi xmlns:a14="http://schemas.microsoft.com/office/drawing/2010/main" val="0"/>
@@ -6652,7 +6192,7 @@
                     </pic:cNvPicPr>
                   </pic:nvPicPr>
                   <pic:blipFill>
-                    <a:blip r:embed="rId40">
+                    <a:blip r:embed="rId38">
                       <a:extLst>
                         <a:ext uri="{28A0092B-C50C-407E-A947-70E740481C1C}">
                           <a14:useLocalDpi xmlns:a14="http://schemas.microsoft.com/office/drawing/2010/main" val="0"/>
@@ -6733,7 +6273,7 @@
                     </pic:cNvPicPr>
                   </pic:nvPicPr>
                   <pic:blipFill>
-                    <a:blip r:embed="rId41">
+                    <a:blip r:embed="rId39">
                       <a:extLst>
                         <a:ext uri="{28A0092B-C50C-407E-A947-70E740481C1C}">
                           <a14:useLocalDpi xmlns:a14="http://schemas.microsoft.com/office/drawing/2010/main" val="0"/>
@@ -6827,10 +6367,10 @@
       </w:pPr>
     </w:p>
     <w:sectPr>
-      <w:headerReference w:type="default" r:id="rId42"/>
-      <w:footerReference w:type="default" r:id="rId43"/>
-      <w:headerReference w:type="first" r:id="rId44"/>
-      <w:footerReference w:type="first" r:id="rId45"/>
+      <w:headerReference w:type="default" r:id="rId40"/>
+      <w:footerReference w:type="default" r:id="rId41"/>
+      <w:headerReference w:type="first" r:id="rId42"/>
+      <w:footerReference w:type="first" r:id="rId43"/>
       <w:pgSz w:w="11906" w:h="16838"/>
       <w:pgMar w:top="1134" w:right="851" w:bottom="1134" w:left="851" w:header="709" w:footer="709" w:gutter="0"/>
       <w:cols w:space="708"/>
@@ -7202,6 +6742,119 @@
     </w:lvl>
   </w:abstractNum>
   <w:abstractNum w:abstractNumId="2" w15:restartNumberingAfterBreak="0">
+    <w:nsid w:val="52461139"/>
+    <w:multiLevelType w:val="hybridMultilevel"/>
+    <w:tmpl w:val="B562F31A"/>
+    <w:lvl w:ilvl="0" w:tplc="04190001">
+      <w:start w:val="1"/>
+      <w:numFmt w:val="bullet"/>
+      <w:lvlText w:val=""/>
+      <w:lvlJc w:val="left"/>
+      <w:pPr>
+        <w:ind w:left="1429" w:hanging="360"/>
+      </w:pPr>
+      <w:rPr>
+        <w:rFonts w:ascii="Symbol" w:hAnsi="Symbol" w:hint="default"/>
+      </w:rPr>
+    </w:lvl>
+    <w:lvl w:ilvl="1" w:tplc="04190003" w:tentative="1">
+      <w:start w:val="1"/>
+      <w:numFmt w:val="bullet"/>
+      <w:lvlText w:val="o"/>
+      <w:lvlJc w:val="left"/>
+      <w:pPr>
+        <w:ind w:left="2149" w:hanging="360"/>
+      </w:pPr>
+      <w:rPr>
+        <w:rFonts w:ascii="Courier New" w:hAnsi="Courier New" w:cs="Courier New" w:hint="default"/>
+      </w:rPr>
+    </w:lvl>
+    <w:lvl w:ilvl="2" w:tplc="04190005" w:tentative="1">
+      <w:start w:val="1"/>
+      <w:numFmt w:val="bullet"/>
+      <w:lvlText w:val=""/>
+      <w:lvlJc w:val="left"/>
+      <w:pPr>
+        <w:ind w:left="2869" w:hanging="360"/>
+      </w:pPr>
+      <w:rPr>
+        <w:rFonts w:ascii="Wingdings" w:hAnsi="Wingdings" w:hint="default"/>
+      </w:rPr>
+    </w:lvl>
+    <w:lvl w:ilvl="3" w:tplc="04190001" w:tentative="1">
+      <w:start w:val="1"/>
+      <w:numFmt w:val="bullet"/>
+      <w:lvlText w:val=""/>
+      <w:lvlJc w:val="left"/>
+      <w:pPr>
+        <w:ind w:left="3589" w:hanging="360"/>
+      </w:pPr>
+      <w:rPr>
+        <w:rFonts w:ascii="Symbol" w:hAnsi="Symbol" w:hint="default"/>
+      </w:rPr>
+    </w:lvl>
+    <w:lvl w:ilvl="4" w:tplc="04190003" w:tentative="1">
+      <w:start w:val="1"/>
+      <w:numFmt w:val="bullet"/>
+      <w:lvlText w:val="o"/>
+      <w:lvlJc w:val="left"/>
+      <w:pPr>
+        <w:ind w:left="4309" w:hanging="360"/>
+      </w:pPr>
+      <w:rPr>
+        <w:rFonts w:ascii="Courier New" w:hAnsi="Courier New" w:cs="Courier New" w:hint="default"/>
+      </w:rPr>
+    </w:lvl>
+    <w:lvl w:ilvl="5" w:tplc="04190005" w:tentative="1">
+      <w:start w:val="1"/>
+      <w:numFmt w:val="bullet"/>
+      <w:lvlText w:val=""/>
+      <w:lvlJc w:val="left"/>
+      <w:pPr>
+        <w:ind w:left="5029" w:hanging="360"/>
+      </w:pPr>
+      <w:rPr>
+        <w:rFonts w:ascii="Wingdings" w:hAnsi="Wingdings" w:hint="default"/>
+      </w:rPr>
+    </w:lvl>
+    <w:lvl w:ilvl="6" w:tplc="04190001" w:tentative="1">
+      <w:start w:val="1"/>
+      <w:numFmt w:val="bullet"/>
+      <w:lvlText w:val=""/>
+      <w:lvlJc w:val="left"/>
+      <w:pPr>
+        <w:ind w:left="5749" w:hanging="360"/>
+      </w:pPr>
+      <w:rPr>
+        <w:rFonts w:ascii="Symbol" w:hAnsi="Symbol" w:hint="default"/>
+      </w:rPr>
+    </w:lvl>
+    <w:lvl w:ilvl="7" w:tplc="04190003" w:tentative="1">
+      <w:start w:val="1"/>
+      <w:numFmt w:val="bullet"/>
+      <w:lvlText w:val="o"/>
+      <w:lvlJc w:val="left"/>
+      <w:pPr>
+        <w:ind w:left="6469" w:hanging="360"/>
+      </w:pPr>
+      <w:rPr>
+        <w:rFonts w:ascii="Courier New" w:hAnsi="Courier New" w:cs="Courier New" w:hint="default"/>
+      </w:rPr>
+    </w:lvl>
+    <w:lvl w:ilvl="8" w:tplc="04190005" w:tentative="1">
+      <w:start w:val="1"/>
+      <w:numFmt w:val="bullet"/>
+      <w:lvlText w:val=""/>
+      <w:lvlJc w:val="left"/>
+      <w:pPr>
+        <w:ind w:left="7189" w:hanging="360"/>
+      </w:pPr>
+      <w:rPr>
+        <w:rFonts w:ascii="Wingdings" w:hAnsi="Wingdings" w:hint="default"/>
+      </w:rPr>
+    </w:lvl>
+  </w:abstractNum>
+  <w:abstractNum w:abstractNumId="3" w15:restartNumberingAfterBreak="0">
     <w:nsid w:val="5301070E"/>
     <w:multiLevelType w:val="hybridMultilevel"/>
     <w:tmpl w:val="989E8038"/>
@@ -7287,7 +6940,120 @@
       </w:pPr>
     </w:lvl>
   </w:abstractNum>
-  <w:abstractNum w:abstractNumId="3" w15:restartNumberingAfterBreak="0">
+  <w:abstractNum w:abstractNumId="4" w15:restartNumberingAfterBreak="0">
+    <w:nsid w:val="59E437FB"/>
+    <w:multiLevelType w:val="hybridMultilevel"/>
+    <w:tmpl w:val="D430B6AE"/>
+    <w:lvl w:ilvl="0" w:tplc="04190001">
+      <w:start w:val="1"/>
+      <w:numFmt w:val="bullet"/>
+      <w:lvlText w:val=""/>
+      <w:lvlJc w:val="left"/>
+      <w:pPr>
+        <w:ind w:left="1429" w:hanging="360"/>
+      </w:pPr>
+      <w:rPr>
+        <w:rFonts w:ascii="Symbol" w:hAnsi="Symbol" w:hint="default"/>
+      </w:rPr>
+    </w:lvl>
+    <w:lvl w:ilvl="1" w:tplc="04190003" w:tentative="1">
+      <w:start w:val="1"/>
+      <w:numFmt w:val="bullet"/>
+      <w:lvlText w:val="o"/>
+      <w:lvlJc w:val="left"/>
+      <w:pPr>
+        <w:ind w:left="2149" w:hanging="360"/>
+      </w:pPr>
+      <w:rPr>
+        <w:rFonts w:ascii="Courier New" w:hAnsi="Courier New" w:cs="Courier New" w:hint="default"/>
+      </w:rPr>
+    </w:lvl>
+    <w:lvl w:ilvl="2" w:tplc="04190005" w:tentative="1">
+      <w:start w:val="1"/>
+      <w:numFmt w:val="bullet"/>
+      <w:lvlText w:val=""/>
+      <w:lvlJc w:val="left"/>
+      <w:pPr>
+        <w:ind w:left="2869" w:hanging="360"/>
+      </w:pPr>
+      <w:rPr>
+        <w:rFonts w:ascii="Wingdings" w:hAnsi="Wingdings" w:hint="default"/>
+      </w:rPr>
+    </w:lvl>
+    <w:lvl w:ilvl="3" w:tplc="04190001" w:tentative="1">
+      <w:start w:val="1"/>
+      <w:numFmt w:val="bullet"/>
+      <w:lvlText w:val=""/>
+      <w:lvlJc w:val="left"/>
+      <w:pPr>
+        <w:ind w:left="3589" w:hanging="360"/>
+      </w:pPr>
+      <w:rPr>
+        <w:rFonts w:ascii="Symbol" w:hAnsi="Symbol" w:hint="default"/>
+      </w:rPr>
+    </w:lvl>
+    <w:lvl w:ilvl="4" w:tplc="04190003" w:tentative="1">
+      <w:start w:val="1"/>
+      <w:numFmt w:val="bullet"/>
+      <w:lvlText w:val="o"/>
+      <w:lvlJc w:val="left"/>
+      <w:pPr>
+        <w:ind w:left="4309" w:hanging="360"/>
+      </w:pPr>
+      <w:rPr>
+        <w:rFonts w:ascii="Courier New" w:hAnsi="Courier New" w:cs="Courier New" w:hint="default"/>
+      </w:rPr>
+    </w:lvl>
+    <w:lvl w:ilvl="5" w:tplc="04190005" w:tentative="1">
+      <w:start w:val="1"/>
+      <w:numFmt w:val="bullet"/>
+      <w:lvlText w:val=""/>
+      <w:lvlJc w:val="left"/>
+      <w:pPr>
+        <w:ind w:left="5029" w:hanging="360"/>
+      </w:pPr>
+      <w:rPr>
+        <w:rFonts w:ascii="Wingdings" w:hAnsi="Wingdings" w:hint="default"/>
+      </w:rPr>
+    </w:lvl>
+    <w:lvl w:ilvl="6" w:tplc="04190001" w:tentative="1">
+      <w:start w:val="1"/>
+      <w:numFmt w:val="bullet"/>
+      <w:lvlText w:val=""/>
+      <w:lvlJc w:val="left"/>
+      <w:pPr>
+        <w:ind w:left="5749" w:hanging="360"/>
+      </w:pPr>
+      <w:rPr>
+        <w:rFonts w:ascii="Symbol" w:hAnsi="Symbol" w:hint="default"/>
+      </w:rPr>
+    </w:lvl>
+    <w:lvl w:ilvl="7" w:tplc="04190003" w:tentative="1">
+      <w:start w:val="1"/>
+      <w:numFmt w:val="bullet"/>
+      <w:lvlText w:val="o"/>
+      <w:lvlJc w:val="left"/>
+      <w:pPr>
+        <w:ind w:left="6469" w:hanging="360"/>
+      </w:pPr>
+      <w:rPr>
+        <w:rFonts w:ascii="Courier New" w:hAnsi="Courier New" w:cs="Courier New" w:hint="default"/>
+      </w:rPr>
+    </w:lvl>
+    <w:lvl w:ilvl="8" w:tplc="04190005" w:tentative="1">
+      <w:start w:val="1"/>
+      <w:numFmt w:val="bullet"/>
+      <w:lvlText w:val=""/>
+      <w:lvlJc w:val="left"/>
+      <w:pPr>
+        <w:ind w:left="7189" w:hanging="360"/>
+      </w:pPr>
+      <w:rPr>
+        <w:rFonts w:ascii="Wingdings" w:hAnsi="Wingdings" w:hint="default"/>
+      </w:rPr>
+    </w:lvl>
+  </w:abstractNum>
+  <w:abstractNum w:abstractNumId="5" w15:restartNumberingAfterBreak="0">
     <w:nsid w:val="634B6D42"/>
     <w:multiLevelType w:val="hybridMultilevel"/>
     <w:tmpl w:val="D326F260"/>
@@ -7383,7 +7149,7 @@
       </w:pPr>
     </w:lvl>
   </w:abstractNum>
-  <w:abstractNum w:abstractNumId="4" w15:restartNumberingAfterBreak="0">
+  <w:abstractNum w:abstractNumId="6" w15:restartNumberingAfterBreak="0">
     <w:nsid w:val="6FD052D4"/>
     <w:multiLevelType w:val="multilevel"/>
     <w:tmpl w:val="BEB6F072"/>
@@ -7532,7 +7298,7 @@
       </w:rPr>
     </w:lvl>
   </w:abstractNum>
-  <w:abstractNum w:abstractNumId="5" w15:restartNumberingAfterBreak="0">
+  <w:abstractNum w:abstractNumId="7" w15:restartNumberingAfterBreak="0">
     <w:nsid w:val="72307293"/>
     <w:multiLevelType w:val="hybridMultilevel"/>
     <w:tmpl w:val="83F824DC"/>
@@ -7628,15 +7394,21 @@
     <w:abstractNumId w:val="0"/>
   </w:num>
   <w:num w:numId="3" w16cid:durableId="621692376">
+    <w:abstractNumId w:val="5"/>
+  </w:num>
+  <w:num w:numId="4" w16cid:durableId="345181017">
     <w:abstractNumId w:val="3"/>
   </w:num>
-  <w:num w:numId="4" w16cid:durableId="345181017">
+  <w:num w:numId="5" w16cid:durableId="1814132802">
+    <w:abstractNumId w:val="7"/>
+  </w:num>
+  <w:num w:numId="6" w16cid:durableId="1676885148">
+    <w:abstractNumId w:val="6"/>
+  </w:num>
+  <w:num w:numId="7" w16cid:durableId="198319010">
     <w:abstractNumId w:val="2"/>
   </w:num>
-  <w:num w:numId="5" w16cid:durableId="1814132802">
-    <w:abstractNumId w:val="5"/>
-  </w:num>
-  <w:num w:numId="6" w16cid:durableId="1676885148">
+  <w:num w:numId="8" w16cid:durableId="1144927010">
     <w:abstractNumId w:val="4"/>
   </w:num>
 </w:numbering>
